--- a/2 курс ВятГу/2 семестр/Операционные системы и среды/лабы/4/4.docx
+++ b/2 курс ВятГу/2 семестр/Операционные системы и среды/лабы/4/4.docx
@@ -1,54 +1,26 @@
 
 <file path=word/document.xml><?xml version="1.0" encoding="utf-8"?>
-<w:document xmlns:wpc="http://schemas.microsoft.com/office/word/2010/wordprocessingCanvas" xmlns:cx="http://schemas.microsoft.com/office/drawing/2014/chartex" xmlns:cx1="http://schemas.microsoft.com/office/drawing/2015/9/8/chartex" xmlns:cx2="http://schemas.microsoft.com/office/drawing/2015/10/21/chartex" xmlns:cx3="http://schemas.microsoft.com/office/drawing/2016/5/9/chartex" xmlns:cx4="http://schemas.microsoft.com/office/drawing/2016/5/10/chartex" xmlns:cx5="http://schemas.microsoft.com/office/drawing/2016/5/11/chartex" xmlns:cx6="http://schemas.microsoft.com/office/drawing/2016/5/12/chartex" xmlns:cx7="http://schemas.microsoft.com/office/drawing/2016/5/13/chartex" xmlns:cx8="http://schemas.microsoft.com/office/drawing/2016/5/14/chartex" xmlns:mc="http://schemas.openxmlformats.org/markup-compatibility/2006" xmlns:aink="http://schemas.microsoft.com/office/drawing/2016/ink" xmlns:am3d="http://schemas.microsoft.com/office/drawing/2017/model3d" xmlns:o="urn:schemas-microsoft-com:office:office" xmlns:r="http://schemas.openxmlformats.org/officeDocument/2006/relationships" xmlns:m="http://schemas.openxmlformats.org/officeDocument/2006/math" xmlns:v="urn:schemas-microsoft-com:vml" xmlns:wp14="http://schemas.microsoft.com/office/word/2010/wordprocessingDrawing" xmlns:wp="http://schemas.openxmlformats.org/drawingml/2006/wordprocessingDrawing" xmlns:w10="urn:schemas-microsoft-com:office:word" xmlns:w="http://schemas.openxmlformats.org/wordprocessingml/2006/main" xmlns:w14="http://schemas.microsoft.com/office/word/2010/wordml" xmlns:w15="http://schemas.microsoft.com/office/word/2012/wordml" xmlns:w16cid="http://schemas.microsoft.com/office/word/2016/wordml/cid" xmlns:w16se="http://schemas.microsoft.com/office/word/2015/wordml/symex" xmlns:wpg="http://schemas.microsoft.com/office/word/2010/wordprocessingGroup" xmlns:wpi="http://schemas.microsoft.com/office/word/2010/wordprocessingInk" xmlns:wne="http://schemas.microsoft.com/office/word/2006/wordml" xmlns:wps="http://schemas.microsoft.com/office/word/2010/wordprocessingShape" mc:Ignorable="w14 w15 w16se w16cid wp14">
+<w:document xmlns:wpc="http://schemas.microsoft.com/office/word/2010/wordprocessingCanvas" xmlns:cx="http://schemas.microsoft.com/office/drawing/2014/chartex" xmlns:cx1="http://schemas.microsoft.com/office/drawing/2015/9/8/chartex" xmlns:cx2="http://schemas.microsoft.com/office/drawing/2015/10/21/chartex" xmlns:cx3="http://schemas.microsoft.com/office/drawing/2016/5/9/chartex" xmlns:cx4="http://schemas.microsoft.com/office/drawing/2016/5/10/chartex" xmlns:cx5="http://schemas.microsoft.com/office/drawing/2016/5/11/chartex" xmlns:cx6="http://schemas.microsoft.com/office/drawing/2016/5/12/chartex" xmlns:cx7="http://schemas.microsoft.com/office/drawing/2016/5/13/chartex" xmlns:cx8="http://schemas.microsoft.com/office/drawing/2016/5/14/chartex" xmlns:mc="http://schemas.openxmlformats.org/markup-compatibility/2006" xmlns:aink="http://schemas.microsoft.com/office/drawing/2016/ink" xmlns:am3d="http://schemas.microsoft.com/office/drawing/2017/model3d" xmlns:o="urn:schemas-microsoft-com:office:office" xmlns:oel="http://schemas.microsoft.com/office/2019/extlst" xmlns:r="http://schemas.openxmlformats.org/officeDocument/2006/relationships" xmlns:m="http://schemas.openxmlformats.org/officeDocument/2006/math" xmlns:v="urn:schemas-microsoft-com:vml" xmlns:wp14="http://schemas.microsoft.com/office/word/2010/wordprocessingDrawing" xmlns:wp="http://schemas.openxmlformats.org/drawingml/2006/wordprocessingDrawing" xmlns:w10="urn:schemas-microsoft-com:office:word" xmlns:w="http://schemas.openxmlformats.org/wordprocessingml/2006/main" xmlns:w14="http://schemas.microsoft.com/office/word/2010/wordml" xmlns:w15="http://schemas.microsoft.com/office/word/2012/wordml" xmlns:w16cex="http://schemas.microsoft.com/office/word/2018/wordml/cex" xmlns:w16cid="http://schemas.microsoft.com/office/word/2016/wordml/cid" xmlns:w16="http://schemas.microsoft.com/office/word/2018/wordml" xmlns:w16du="http://schemas.microsoft.com/office/word/2023/wordml/word16du" xmlns:w16sdtdh="http://schemas.microsoft.com/office/word/2020/wordml/sdtdatahash" xmlns:w16sdtfl="http://schemas.microsoft.com/office/word/2024/wordml/sdtformatlock" xmlns:w16se="http://schemas.microsoft.com/office/word/2015/wordml/symex" xmlns:wpg="http://schemas.microsoft.com/office/word/2010/wordprocessingGroup" xmlns:wpi="http://schemas.microsoft.com/office/word/2010/wordprocessingInk" xmlns:wne="http://schemas.microsoft.com/office/word/2006/wordml" xmlns:wps="http://schemas.microsoft.com/office/word/2010/wordprocessingShape" mc:Ignorable="w14 w15 w16se w16cid w16 w16cex w16sdtdh w16sdtfl w16du wp14">
   <w:body>
     <w:p>
       <w:pPr>
-        <w:spacing w:after="0" w:line="360" w:lineRule="auto"/>
-        <w:ind w:firstLine="709"/>
-        <w:jc w:val="both"/>
-        <w:rPr>
-          <w:rFonts w:ascii="Times New Roman" w:hAnsi="Times New Roman" w:cs="Times New Roman"/>
-          <w:sz w:val="28"/>
-        </w:rPr>
-      </w:pPr>
-      <w:r>
-        <w:rPr>
-          <w:rFonts w:ascii="Times New Roman" w:hAnsi="Times New Roman" w:cs="Times New Roman"/>
-          <w:sz w:val="28"/>
-        </w:rPr>
-        <w:t>Задание 1</w:t>
-      </w:r>
-    </w:p>
-    <w:p>
-      <w:pPr>
-        <w:spacing w:after="0" w:line="360" w:lineRule="auto"/>
-        <w:ind w:firstLine="709"/>
-        <w:jc w:val="both"/>
-        <w:rPr>
-          <w:rFonts w:ascii="Times New Roman" w:hAnsi="Times New Roman" w:cs="Times New Roman"/>
-          <w:sz w:val="28"/>
-        </w:rPr>
-      </w:pPr>
-    </w:p>
-    <w:p>
-      <w:pPr>
-        <w:pStyle w:val="a3"/>
-        <w:numPr>
-          <w:ilvl w:val="0"/>
-          <w:numId w:val="1"/>
-        </w:numPr>
-      </w:pPr>
-      <w:r>
-        <w:rPr>
-          <w:rFonts w:ascii="Times New Roman" w:hAnsi="Times New Roman" w:cs="Times New Roman"/>
-          <w:sz w:val="28"/>
+        <w:spacing w:after="0" w:line="240" w:lineRule="auto"/>
+        <w:ind w:left="360"/>
+        <w:jc w:val="center"/>
+        <w:rPr>
+          <w:rFonts w:ascii="Times New Roman" w:hAnsi="Times New Roman"/>
+          <w:b/>
+        </w:rPr>
+      </w:pPr>
+      <w:r>
+        <w:rPr>
+          <w:noProof/>
         </w:rPr>
         <w:drawing>
-          <wp:inline distT="0" distB="0" distL="0" distR="0" wp14:anchorId="1AD658FB" wp14:editId="2C204A29">
-            <wp:extent cx="5029902" cy="2276793"/>
-            <wp:effectExtent l="0" t="0" r="0" b="9525"/>
-            <wp:docPr id="1" name="Рисунок 1"/>
+          <wp:inline distT="0" distB="0" distL="0" distR="0" wp14:anchorId="7B88D698" wp14:editId="4B9D74F0">
+            <wp:extent cx="5565775" cy="744855"/>
+            <wp:effectExtent l="0" t="0" r="0" b="0"/>
+            <wp:docPr id="1184288199" name="Рисунок 16" descr="Продольный бланк_ВятГУ_распорядительный акт+"/>
             <wp:cNvGraphicFramePr>
               <a:graphicFrameLocks xmlns:a="http://schemas.openxmlformats.org/drawingml/2006/main" noChangeAspect="1"/>
             </wp:cNvGraphicFramePr>
@@ -56,19 +28,21 @@
               <a:graphicData uri="http://schemas.openxmlformats.org/drawingml/2006/picture">
                 <pic:pic xmlns:pic="http://schemas.openxmlformats.org/drawingml/2006/picture">
                   <pic:nvPicPr>
-                    <pic:cNvPr id="1" name=""/>
-                    <pic:cNvPicPr/>
+                    <pic:cNvPr id="1" name="Рисунок 16" descr="Продольный бланк_ВятГУ_распорядительный акт+"/>
+                    <pic:cNvPicPr>
+                      <a:picLocks noChangeAspect="1" noChangeArrowheads="1"/>
+                    </pic:cNvPicPr>
                   </pic:nvPicPr>
                   <pic:blipFill>
-                    <a:blip r:embed="rId5"/>
+                    <a:blip r:embed="rId6"/>
                     <a:stretch>
                       <a:fillRect/>
                     </a:stretch>
                   </pic:blipFill>
-                  <pic:spPr>
+                  <pic:spPr bwMode="auto">
                     <a:xfrm>
                       <a:off x="0" y="0"/>
-                      <a:ext cx="5029902" cy="2276793"/>
+                      <a:ext cx="5565775" cy="744855"/>
                     </a:xfrm>
                     <a:prstGeom prst="rect">
                       <a:avLst/>
@@ -83,18 +57,664 @@
     </w:p>
     <w:p>
       <w:pPr>
-        <w:pStyle w:val="a3"/>
-        <w:numPr>
-          <w:ilvl w:val="0"/>
-          <w:numId w:val="1"/>
-        </w:numPr>
-      </w:pPr>
-      <w:r>
+        <w:spacing w:after="0" w:line="240" w:lineRule="auto"/>
+        <w:ind w:left="360"/>
+        <w:jc w:val="center"/>
+        <w:rPr>
+          <w:rFonts w:ascii="Times New Roman" w:hAnsi="Times New Roman"/>
+          <w:b/>
+        </w:rPr>
+      </w:pPr>
+      <w:r>
+        <w:rPr>
+          <w:rFonts w:ascii="Times New Roman" w:hAnsi="Times New Roman"/>
+          <w:b/>
+          <w:sz w:val="24"/>
+          <w:szCs w:val="24"/>
+        </w:rPr>
+        <w:t>Колледж ВятГУ</w:t>
+      </w:r>
+    </w:p>
+    <w:p>
+      <w:pPr>
+        <w:spacing w:after="0" w:line="360" w:lineRule="auto"/>
+        <w:jc w:val="center"/>
+        <w:rPr>
+          <w:rFonts w:ascii="Times New Roman" w:eastAsia="Times New Roman" w:hAnsi="Times New Roman" w:cs="Times New Roman"/>
+          <w:color w:val="000000"/>
+          <w:sz w:val="28"/>
+          <w:szCs w:val="28"/>
+        </w:rPr>
+      </w:pPr>
+    </w:p>
+    <w:p>
+      <w:pPr>
+        <w:spacing w:after="0" w:line="360" w:lineRule="auto"/>
+        <w:jc w:val="center"/>
+        <w:rPr>
+          <w:rFonts w:ascii="Times New Roman" w:eastAsia="Times New Roman" w:hAnsi="Times New Roman" w:cs="Times New Roman"/>
+          <w:color w:val="000000"/>
+          <w:sz w:val="28"/>
+          <w:szCs w:val="28"/>
+        </w:rPr>
+      </w:pPr>
+    </w:p>
+    <w:p>
+      <w:pPr>
+        <w:spacing w:after="0" w:line="360" w:lineRule="auto"/>
+        <w:jc w:val="center"/>
+        <w:rPr>
+          <w:rFonts w:ascii="Times New Roman" w:eastAsia="Times New Roman" w:hAnsi="Times New Roman" w:cs="Times New Roman"/>
+          <w:color w:val="000000"/>
+          <w:sz w:val="28"/>
+          <w:szCs w:val="28"/>
+        </w:rPr>
+      </w:pPr>
+    </w:p>
+    <w:p>
+      <w:pPr>
+        <w:spacing w:after="0" w:line="360" w:lineRule="auto"/>
+        <w:jc w:val="center"/>
+        <w:rPr>
+          <w:rFonts w:ascii="Times New Roman" w:eastAsia="Quattrocento Sans" w:hAnsi="Times New Roman" w:cs="Times New Roman"/>
+          <w:color w:val="000000"/>
+          <w:sz w:val="28"/>
+          <w:szCs w:val="28"/>
+        </w:rPr>
+      </w:pPr>
+    </w:p>
+    <w:p>
+      <w:pPr>
+        <w:spacing w:after="0" w:line="360" w:lineRule="auto"/>
+        <w:jc w:val="center"/>
+        <w:rPr>
+          <w:rFonts w:ascii="Times New Roman" w:eastAsia="Quattrocento Sans" w:hAnsi="Times New Roman" w:cs="Times New Roman"/>
+          <w:color w:val="000000"/>
+          <w:sz w:val="28"/>
+          <w:szCs w:val="28"/>
+        </w:rPr>
+      </w:pPr>
+    </w:p>
+    <w:p>
+      <w:pPr>
+        <w:spacing w:after="0" w:line="360" w:lineRule="auto"/>
+        <w:ind w:left="360"/>
+        <w:jc w:val="center"/>
+        <w:rPr>
+          <w:rFonts w:ascii="Times New Roman" w:eastAsia="Quattrocento Sans" w:hAnsi="Times New Roman" w:cs="Times New Roman"/>
+          <w:color w:val="000000"/>
+          <w:sz w:val="28"/>
+          <w:szCs w:val="28"/>
+        </w:rPr>
+      </w:pPr>
+      <w:r>
+        <w:rPr>
+          <w:rFonts w:ascii="Times New Roman" w:eastAsia="Times New Roman" w:hAnsi="Times New Roman" w:cs="Times New Roman"/>
+          <w:b/>
+          <w:color w:val="000000"/>
+          <w:sz w:val="28"/>
+          <w:szCs w:val="28"/>
+        </w:rPr>
+        <w:t>ОТЧЕТ</w:t>
+      </w:r>
+    </w:p>
+    <w:p>
+      <w:pPr>
+        <w:spacing w:after="0" w:line="360" w:lineRule="auto"/>
+        <w:ind w:left="360"/>
+        <w:jc w:val="center"/>
+        <w:rPr>
+          <w:rFonts w:ascii="Times New Roman" w:eastAsia="Quattrocento Sans" w:hAnsi="Times New Roman" w:cs="Times New Roman"/>
+          <w:color w:val="000000"/>
+          <w:sz w:val="28"/>
+          <w:szCs w:val="28"/>
+        </w:rPr>
+      </w:pPr>
+      <w:r>
+        <w:rPr>
+          <w:rFonts w:ascii="Times New Roman" w:eastAsia="Times New Roman" w:hAnsi="Times New Roman" w:cs="Times New Roman"/>
+          <w:b/>
+          <w:color w:val="000000"/>
+          <w:sz w:val="28"/>
+          <w:szCs w:val="28"/>
+        </w:rPr>
+        <w:t>ПО ПРАКТИЧЕСКОЙ РАБОТЕ №</w:t>
+      </w:r>
+      <w:r>
+        <w:rPr>
+          <w:rFonts w:ascii="Times New Roman" w:eastAsia="Times New Roman" w:hAnsi="Times New Roman" w:cs="Times New Roman"/>
+          <w:b/>
+          <w:color w:val="000000"/>
+          <w:sz w:val="28"/>
+          <w:szCs w:val="28"/>
+        </w:rPr>
+        <w:t>4</w:t>
+      </w:r>
+    </w:p>
+    <w:p>
+      <w:pPr>
+        <w:spacing w:after="0" w:line="360" w:lineRule="auto"/>
+        <w:ind w:left="360"/>
+        <w:jc w:val="center"/>
+        <w:rPr>
+          <w:rFonts w:ascii="Times New Roman" w:eastAsia="Times New Roman" w:hAnsi="Times New Roman" w:cs="Times New Roman"/>
+          <w:b/>
+          <w:bCs/>
+          <w:color w:val="000000"/>
+          <w:sz w:val="28"/>
+          <w:szCs w:val="28"/>
+        </w:rPr>
+      </w:pPr>
+      <w:r>
+        <w:rPr>
+          <w:rFonts w:ascii="Times New Roman" w:eastAsia="Times New Roman" w:hAnsi="Times New Roman" w:cs="Times New Roman"/>
+          <w:b/>
+          <w:color w:val="000000"/>
+          <w:sz w:val="28"/>
+          <w:szCs w:val="28"/>
+        </w:rPr>
+        <w:t>«</w:t>
+      </w:r>
+      <w:r>
+        <w:rPr>
+          <w:rFonts w:ascii="Times New Roman" w:eastAsia="Times New Roman" w:hAnsi="Times New Roman" w:cs="Times New Roman"/>
+          <w:b/>
+          <w:bCs/>
+          <w:color w:val="000000"/>
+          <w:sz w:val="28"/>
+          <w:szCs w:val="28"/>
+        </w:rPr>
+        <w:t>РАБОТА С ФАЙЛОВОЙ СИСТЕМОЙ, ПРОЦЕССАМИ И СЛУЖБАМИ В WINDOWS POWERSHELL</w:t>
+      </w:r>
+      <w:r>
+        <w:rPr>
+          <w:rFonts w:ascii="Times New Roman" w:eastAsia="Times New Roman" w:hAnsi="Times New Roman" w:cs="Times New Roman"/>
+          <w:b/>
+          <w:color w:val="000000"/>
+          <w:sz w:val="28"/>
+          <w:szCs w:val="28"/>
+        </w:rPr>
+        <w:t>»</w:t>
+      </w:r>
+    </w:p>
+    <w:p>
+      <w:pPr>
+        <w:spacing w:after="0" w:line="360" w:lineRule="auto"/>
+        <w:ind w:left="360"/>
+        <w:jc w:val="center"/>
+        <w:rPr>
+          <w:rFonts w:ascii="Times New Roman" w:eastAsia="Times New Roman" w:hAnsi="Times New Roman" w:cs="Times New Roman"/>
+          <w:color w:val="000000"/>
+          <w:sz w:val="28"/>
+          <w:szCs w:val="28"/>
+        </w:rPr>
+      </w:pPr>
+      <w:r>
+        <w:rPr>
+          <w:rFonts w:ascii="Times New Roman" w:eastAsia="Times New Roman" w:hAnsi="Times New Roman" w:cs="Times New Roman"/>
+          <w:b/>
+          <w:color w:val="000000"/>
+          <w:sz w:val="28"/>
+          <w:szCs w:val="28"/>
+        </w:rPr>
+        <w:t>«Операционные системы и среды»</w:t>
+      </w:r>
+    </w:p>
+    <w:p>
+      <w:pPr>
+        <w:spacing w:after="0" w:line="360" w:lineRule="auto"/>
+        <w:jc w:val="center"/>
+        <w:rPr>
+          <w:rFonts w:ascii="Times New Roman" w:eastAsia="Quattrocento Sans" w:hAnsi="Times New Roman" w:cs="Times New Roman"/>
+          <w:color w:val="000000"/>
+          <w:sz w:val="28"/>
+          <w:szCs w:val="28"/>
+        </w:rPr>
+      </w:pPr>
+    </w:p>
+    <w:p>
+      <w:pPr>
+        <w:spacing w:after="0" w:line="360" w:lineRule="auto"/>
+        <w:jc w:val="center"/>
+        <w:rPr>
+          <w:rFonts w:ascii="Times New Roman" w:eastAsia="Quattrocento Sans" w:hAnsi="Times New Roman" w:cs="Times New Roman"/>
+          <w:color w:val="000000"/>
+          <w:sz w:val="28"/>
+          <w:szCs w:val="28"/>
+        </w:rPr>
+      </w:pPr>
+    </w:p>
+    <w:p>
+      <w:pPr>
+        <w:spacing w:after="0" w:line="360" w:lineRule="auto"/>
+        <w:jc w:val="center"/>
+        <w:rPr>
+          <w:rFonts w:ascii="Times New Roman" w:eastAsia="Quattrocento Sans" w:hAnsi="Times New Roman" w:cs="Times New Roman"/>
+          <w:color w:val="000000"/>
+          <w:sz w:val="28"/>
+          <w:szCs w:val="28"/>
+        </w:rPr>
+      </w:pPr>
+    </w:p>
+    <w:p>
+      <w:pPr>
+        <w:spacing w:after="0" w:line="360" w:lineRule="auto"/>
+        <w:jc w:val="center"/>
+        <w:rPr>
+          <w:rFonts w:ascii="Times New Roman" w:eastAsia="Quattrocento Sans" w:hAnsi="Times New Roman" w:cs="Times New Roman"/>
+          <w:color w:val="000000"/>
+          <w:sz w:val="28"/>
+          <w:szCs w:val="28"/>
+        </w:rPr>
+      </w:pPr>
+    </w:p>
+    <w:p>
+      <w:pPr>
+        <w:spacing w:after="0" w:line="360" w:lineRule="auto"/>
+        <w:jc w:val="center"/>
+        <w:rPr>
+          <w:rFonts w:ascii="Times New Roman" w:eastAsia="Quattrocento Sans" w:hAnsi="Times New Roman" w:cs="Times New Roman"/>
+          <w:color w:val="000000"/>
+          <w:sz w:val="28"/>
+          <w:szCs w:val="28"/>
+        </w:rPr>
+      </w:pPr>
+    </w:p>
+    <w:p>
+      <w:pPr>
+        <w:spacing w:after="0" w:line="360" w:lineRule="auto"/>
+        <w:ind w:left="5400"/>
+        <w:rPr>
+          <w:rFonts w:ascii="Times New Roman" w:eastAsia="Quattrocento Sans" w:hAnsi="Times New Roman" w:cs="Times New Roman"/>
+          <w:color w:val="000000"/>
+          <w:sz w:val="24"/>
+          <w:szCs w:val="24"/>
+        </w:rPr>
+      </w:pPr>
+      <w:r>
+        <w:rPr>
+          <w:rFonts w:ascii="Times New Roman" w:eastAsia="Times New Roman" w:hAnsi="Times New Roman" w:cs="Times New Roman"/>
+          <w:color w:val="000000"/>
+          <w:sz w:val="24"/>
+          <w:szCs w:val="24"/>
+        </w:rPr>
+        <w:t>Выполнил: студент учебной группы </w:t>
+      </w:r>
+    </w:p>
+    <w:p>
+      <w:pPr>
+        <w:spacing w:after="0" w:line="360" w:lineRule="auto"/>
+        <w:ind w:left="5400"/>
+        <w:rPr>
+          <w:rFonts w:ascii="Times New Roman" w:eastAsia="Times New Roman" w:hAnsi="Times New Roman" w:cs="Times New Roman"/>
+          <w:color w:val="000000"/>
+          <w:sz w:val="24"/>
+          <w:szCs w:val="24"/>
+        </w:rPr>
+      </w:pPr>
+      <w:r>
+        <w:rPr>
+          <w:rFonts w:ascii="Times New Roman" w:eastAsia="Times New Roman" w:hAnsi="Times New Roman" w:cs="Times New Roman"/>
+          <w:color w:val="000000"/>
+          <w:sz w:val="24"/>
+          <w:szCs w:val="24"/>
+        </w:rPr>
+        <w:t>ИСПк</w:t>
+      </w:r>
+      <w:r>
+        <w:rPr>
+          <w:rFonts w:ascii="Times New Roman" w:eastAsia="Times New Roman" w:hAnsi="Times New Roman" w:cs="Times New Roman"/>
+          <w:color w:val="000000"/>
+          <w:sz w:val="24"/>
+          <w:szCs w:val="24"/>
+        </w:rPr>
+        <w:t>-</w:t>
+      </w:r>
+      <w:r>
+        <w:rPr>
+          <w:rFonts w:ascii="Times New Roman" w:eastAsia="Times New Roman" w:hAnsi="Times New Roman" w:cs="Times New Roman"/>
+          <w:color w:val="000000"/>
+          <w:sz w:val="24"/>
+          <w:szCs w:val="24"/>
+        </w:rPr>
+        <w:t>2</w:t>
+      </w:r>
+      <w:r>
+        <w:rPr>
+          <w:rFonts w:ascii="Times New Roman" w:eastAsia="Times New Roman" w:hAnsi="Times New Roman" w:cs="Times New Roman"/>
+          <w:sz w:val="24"/>
+          <w:szCs w:val="24"/>
+        </w:rPr>
+        <w:t>03</w:t>
+      </w:r>
+      <w:r>
+        <w:rPr>
+          <w:rFonts w:ascii="Times New Roman" w:eastAsia="Times New Roman" w:hAnsi="Times New Roman" w:cs="Times New Roman"/>
+          <w:sz w:val="24"/>
+          <w:szCs w:val="24"/>
+        </w:rPr>
+        <w:t>-</w:t>
+      </w:r>
+      <w:r>
+        <w:rPr>
+          <w:rFonts w:ascii="Times New Roman" w:eastAsia="Times New Roman" w:hAnsi="Times New Roman" w:cs="Times New Roman"/>
+          <w:color w:val="000000"/>
+          <w:sz w:val="24"/>
+          <w:szCs w:val="24"/>
+        </w:rPr>
+        <w:t>5</w:t>
+      </w:r>
+      <w:r>
+        <w:rPr>
+          <w:rFonts w:ascii="Times New Roman" w:eastAsia="Times New Roman" w:hAnsi="Times New Roman" w:cs="Times New Roman"/>
+          <w:sz w:val="24"/>
+          <w:szCs w:val="24"/>
+        </w:rPr>
+        <w:t>2</w:t>
+      </w:r>
+      <w:r>
+        <w:rPr>
+          <w:rFonts w:ascii="Times New Roman" w:eastAsia="Times New Roman" w:hAnsi="Times New Roman" w:cs="Times New Roman"/>
+          <w:sz w:val="24"/>
+          <w:szCs w:val="24"/>
+        </w:rPr>
+        <w:t>-</w:t>
+      </w:r>
+      <w:r>
+        <w:rPr>
+          <w:rFonts w:ascii="Times New Roman" w:eastAsia="Times New Roman" w:hAnsi="Times New Roman" w:cs="Times New Roman"/>
+          <w:color w:val="000000"/>
+          <w:sz w:val="24"/>
+          <w:szCs w:val="24"/>
+        </w:rPr>
+        <w:t>00</w:t>
+      </w:r>
+    </w:p>
+    <w:p>
+      <w:pPr>
+        <w:spacing w:after="0" w:line="360" w:lineRule="auto"/>
+        <w:ind w:left="5400"/>
+        <w:rPr>
+          <w:rFonts w:ascii="Times New Roman" w:eastAsia="Times New Roman" w:hAnsi="Times New Roman" w:cs="Times New Roman"/>
+          <w:color w:val="000000"/>
+          <w:sz w:val="24"/>
+          <w:szCs w:val="24"/>
+        </w:rPr>
+      </w:pPr>
+      <w:r>
+        <w:rPr>
+          <w:rFonts w:ascii="Times New Roman" w:eastAsia="Times New Roman" w:hAnsi="Times New Roman" w:cs="Times New Roman"/>
+          <w:sz w:val="24"/>
+          <w:szCs w:val="24"/>
+        </w:rPr>
+        <w:t>Пестов С.И.</w:t>
+      </w:r>
+    </w:p>
+    <w:p>
+      <w:pPr>
+        <w:spacing w:after="0" w:line="360" w:lineRule="auto"/>
+        <w:ind w:left="5387"/>
+        <w:rPr>
+          <w:rFonts w:ascii="Times New Roman" w:eastAsia="Quattrocento Sans" w:hAnsi="Times New Roman" w:cs="Times New Roman"/>
+          <w:color w:val="000000"/>
+          <w:sz w:val="24"/>
+          <w:szCs w:val="24"/>
+        </w:rPr>
+      </w:pPr>
+    </w:p>
+    <w:p>
+      <w:pPr>
+        <w:spacing w:after="0" w:line="360" w:lineRule="auto"/>
+        <w:ind w:left="5400"/>
+        <w:rPr>
+          <w:rFonts w:ascii="Times New Roman" w:eastAsia="Quattrocento Sans" w:hAnsi="Times New Roman" w:cs="Times New Roman"/>
+          <w:color w:val="000000"/>
+          <w:sz w:val="24"/>
+          <w:szCs w:val="24"/>
+        </w:rPr>
+      </w:pPr>
+      <w:r>
+        <w:rPr>
+          <w:rFonts w:ascii="Times New Roman" w:eastAsia="Times New Roman" w:hAnsi="Times New Roman" w:cs="Times New Roman"/>
+          <w:color w:val="000000"/>
+          <w:sz w:val="24"/>
+          <w:szCs w:val="24"/>
+        </w:rPr>
+        <w:t>Преподаватель: </w:t>
+      </w:r>
+    </w:p>
+    <w:p>
+      <w:pPr>
+        <w:spacing w:after="0" w:line="360" w:lineRule="auto"/>
+        <w:ind w:left="5400"/>
+        <w:rPr>
+          <w:rFonts w:ascii="Times New Roman" w:eastAsia="Quattrocento Sans" w:hAnsi="Times New Roman" w:cs="Times New Roman"/>
+          <w:color w:val="000000"/>
+          <w:sz w:val="24"/>
+          <w:szCs w:val="24"/>
+        </w:rPr>
+      </w:pPr>
+      <w:r>
+        <w:rPr>
+          <w:rFonts w:ascii="Times New Roman" w:eastAsia="Times New Roman" w:hAnsi="Times New Roman" w:cs="Times New Roman"/>
+          <w:sz w:val="24"/>
+          <w:szCs w:val="24"/>
+        </w:rPr>
+        <w:t>Шахторин И.Д.</w:t>
+      </w:r>
+    </w:p>
+    <w:p>
+      <w:pPr>
+        <w:spacing w:after="0" w:line="360" w:lineRule="auto"/>
+        <w:ind w:left="4890"/>
+        <w:jc w:val="both"/>
+        <w:rPr>
+          <w:rFonts w:ascii="Times New Roman" w:eastAsia="Quattrocento Sans" w:hAnsi="Times New Roman" w:cs="Times New Roman"/>
+          <w:color w:val="000000"/>
+          <w:sz w:val="24"/>
+          <w:szCs w:val="24"/>
+        </w:rPr>
+      </w:pPr>
+    </w:p>
+    <w:p>
+      <w:pPr>
+        <w:spacing w:after="0" w:line="360" w:lineRule="auto"/>
+        <w:ind w:left="60"/>
+        <w:jc w:val="both"/>
+        <w:rPr>
+          <w:rFonts w:ascii="Times New Roman" w:eastAsia="Times New Roman" w:hAnsi="Times New Roman" w:cs="Times New Roman"/>
+          <w:color w:val="000000"/>
+          <w:sz w:val="24"/>
+          <w:szCs w:val="24"/>
+        </w:rPr>
+      </w:pPr>
+    </w:p>
+    <w:p>
+      <w:pPr>
+        <w:spacing w:after="0" w:line="360" w:lineRule="auto"/>
+        <w:jc w:val="both"/>
+        <w:rPr>
+          <w:rFonts w:ascii="Times New Roman" w:eastAsia="Times New Roman" w:hAnsi="Times New Roman" w:cs="Times New Roman"/>
+          <w:color w:val="000000"/>
+          <w:sz w:val="24"/>
+          <w:szCs w:val="24"/>
+        </w:rPr>
+      </w:pPr>
+    </w:p>
+    <w:p>
+      <w:pPr>
+        <w:spacing w:after="0" w:line="360" w:lineRule="auto"/>
+        <w:jc w:val="both"/>
+        <w:rPr>
+          <w:rFonts w:ascii="Times New Roman" w:eastAsia="Times New Roman" w:hAnsi="Times New Roman" w:cs="Times New Roman"/>
+          <w:color w:val="000000"/>
+          <w:sz w:val="24"/>
+          <w:szCs w:val="24"/>
+        </w:rPr>
+      </w:pPr>
+    </w:p>
+    <w:p>
+      <w:pPr>
+        <w:spacing w:after="0" w:line="360" w:lineRule="auto"/>
+        <w:jc w:val="both"/>
+        <w:rPr>
+          <w:rFonts w:ascii="Times New Roman" w:eastAsia="Times New Roman" w:hAnsi="Times New Roman" w:cs="Times New Roman"/>
+          <w:color w:val="000000"/>
+          <w:sz w:val="24"/>
+          <w:szCs w:val="24"/>
+        </w:rPr>
+      </w:pPr>
+    </w:p>
+    <w:p>
+      <w:pPr>
+        <w:spacing w:after="0" w:line="360" w:lineRule="auto"/>
+        <w:jc w:val="both"/>
+        <w:rPr>
+          <w:rFonts w:ascii="Times New Roman" w:eastAsia="Times New Roman" w:hAnsi="Times New Roman" w:cs="Times New Roman"/>
+          <w:color w:val="000000"/>
+          <w:sz w:val="24"/>
+          <w:szCs w:val="24"/>
+        </w:rPr>
+      </w:pPr>
+    </w:p>
+    <w:p>
+      <w:pPr>
+        <w:spacing w:after="0" w:line="240" w:lineRule="auto"/>
+        <w:ind w:left="360"/>
+        <w:jc w:val="center"/>
+        <w:rPr>
+          <w:rFonts w:ascii="Times New Roman" w:eastAsia="Quattrocento Sans" w:hAnsi="Times New Roman" w:cs="Times New Roman"/>
+          <w:color w:val="000000"/>
+          <w:sz w:val="24"/>
+          <w:szCs w:val="24"/>
+        </w:rPr>
+      </w:pPr>
+      <w:r>
+        <w:rPr>
+          <w:rFonts w:ascii="Times New Roman" w:eastAsia="Times New Roman" w:hAnsi="Times New Roman" w:cs="Times New Roman"/>
+          <w:color w:val="000000"/>
+          <w:sz w:val="24"/>
+          <w:szCs w:val="24"/>
+        </w:rPr>
+        <w:t>Киров</w:t>
+      </w:r>
+    </w:p>
+    <w:p>
+      <w:pPr>
+        <w:spacing w:after="0" w:line="240" w:lineRule="auto"/>
+        <w:ind w:left="360"/>
+        <w:jc w:val="center"/>
+        <w:rPr>
+          <w:color w:val="000000"/>
+          <w:sz w:val="28"/>
+          <w:szCs w:val="28"/>
+        </w:rPr>
+      </w:pPr>
+      <w:bookmarkStart w:id="0" w:name="_heading=h.gjdgxs"/>
+      <w:bookmarkEnd w:id="0"/>
+      <w:r>
+        <w:rPr>
+          <w:rFonts w:ascii="Times New Roman" w:hAnsi="Times New Roman" w:cs="Times New Roman"/>
+          <w:color w:val="000000"/>
+          <w:sz w:val="24"/>
+          <w:szCs w:val="24"/>
+        </w:rPr>
+        <w:t>2026</w:t>
+      </w:r>
+      <w:r>
+        <w:br w:type="page"/>
+      </w:r>
+    </w:p>
+    <w:p>
+      <w:pPr>
+        <w:spacing w:after="0" w:line="360" w:lineRule="auto"/>
+        <w:jc w:val="both"/>
+        <w:rPr>
+          <w:rFonts w:ascii="Times New Roman" w:hAnsi="Times New Roman" w:cs="Times New Roman"/>
+          <w:sz w:val="28"/>
+          <w:szCs w:val="28"/>
+        </w:rPr>
+      </w:pPr>
+      <w:r>
+        <w:rPr>
+          <w:rFonts w:ascii="Times New Roman" w:hAnsi="Times New Roman" w:cs="Times New Roman"/>
+          <w:b/>
+          <w:bCs/>
+          <w:sz w:val="28"/>
+          <w:szCs w:val="28"/>
+        </w:rPr>
+        <w:lastRenderedPageBreak/>
+        <w:t>Задание 1. Выполнение команд файловой системы.</w:t>
+      </w:r>
+    </w:p>
+    <w:p>
+      <w:pPr>
+        <w:numPr>
+          <w:ilvl w:val="0"/>
+          <w:numId w:val="4"/>
+        </w:numPr>
+        <w:spacing w:after="0" w:line="360" w:lineRule="auto"/>
+        <w:jc w:val="both"/>
+        <w:rPr>
+          <w:rFonts w:ascii="Times New Roman" w:hAnsi="Times New Roman" w:cs="Times New Roman"/>
+          <w:sz w:val="28"/>
+          <w:szCs w:val="28"/>
+        </w:rPr>
+      </w:pPr>
+      <w:r>
+        <w:rPr>
+          <w:rFonts w:ascii="Times New Roman" w:hAnsi="Times New Roman" w:cs="Times New Roman"/>
+          <w:sz w:val="28"/>
+          <w:szCs w:val="28"/>
+        </w:rPr>
+        <w:t>Запустить Windows PowerShell.</w:t>
+      </w:r>
+    </w:p>
+    <w:p>
+      <w:pPr>
+        <w:numPr>
+          <w:ilvl w:val="0"/>
+          <w:numId w:val="4"/>
+        </w:numPr>
+        <w:spacing w:after="0" w:line="360" w:lineRule="auto"/>
+        <w:jc w:val="both"/>
+        <w:rPr>
+          <w:rFonts w:ascii="Times New Roman" w:hAnsi="Times New Roman" w:cs="Times New Roman"/>
+          <w:sz w:val="28"/>
+          <w:szCs w:val="28"/>
+        </w:rPr>
+      </w:pPr>
+      <w:r>
+        <w:rPr>
+          <w:rFonts w:ascii="Times New Roman" w:hAnsi="Times New Roman" w:cs="Times New Roman"/>
+          <w:sz w:val="28"/>
+          <w:szCs w:val="28"/>
+        </w:rPr>
+        <w:t>Создать дерево каталогов через необходимые командлеты, согласно образцу.</w:t>
+      </w:r>
+    </w:p>
+    <w:p>
+      <w:pPr>
+        <w:spacing w:after="0" w:line="360" w:lineRule="auto"/>
+        <w:ind w:firstLine="709"/>
+        <w:jc w:val="both"/>
+        <w:rPr>
+          <w:rFonts w:ascii="Times New Roman" w:hAnsi="Times New Roman" w:cs="Times New Roman"/>
+          <w:sz w:val="28"/>
+          <w:szCs w:val="28"/>
+        </w:rPr>
+      </w:pPr>
+      <w:r>
+        <w:rPr>
+          <w:rFonts w:ascii="Times New Roman" w:hAnsi="Times New Roman" w:cs="Times New Roman"/>
+          <w:sz w:val="28"/>
+          <w:szCs w:val="28"/>
+        </w:rPr>
         <w:drawing>
-          <wp:inline distT="0" distB="0" distL="0" distR="0" wp14:anchorId="5FD733C0" wp14:editId="0D606292">
-            <wp:extent cx="5029835" cy="1441474"/>
-            <wp:effectExtent l="0" t="0" r="0" b="6350"/>
-            <wp:docPr id="3" name="Рисунок 3"/>
+          <wp:inline distT="0" distB="0" distL="0" distR="0" wp14:anchorId="49F6ECF2" wp14:editId="596EE02A">
+            <wp:extent cx="3724275" cy="2600325"/>
+            <wp:effectExtent l="0" t="0" r="9525" b="9525"/>
+            <wp:docPr id="919508958" name="Рисунок 2"/>
             <wp:cNvGraphicFramePr>
               <a:graphicFrameLocks xmlns:a="http://schemas.openxmlformats.org/drawingml/2006/main" noChangeAspect="1"/>
             </wp:cNvGraphicFramePr>
@@ -102,23 +722,36 @@
               <a:graphicData uri="http://schemas.openxmlformats.org/drawingml/2006/picture">
                 <pic:pic xmlns:pic="http://schemas.openxmlformats.org/drawingml/2006/picture">
                   <pic:nvPicPr>
-                    <pic:cNvPr id="1" name=""/>
-                    <pic:cNvPicPr/>
+                    <pic:cNvPr id="0" name="Picture 6"/>
+                    <pic:cNvPicPr>
+                      <a:picLocks noChangeAspect="1" noChangeArrowheads="1"/>
+                    </pic:cNvPicPr>
                   </pic:nvPicPr>
                   <pic:blipFill>
-                    <a:blip r:embed="rId6"/>
+                    <a:blip r:embed="rId7">
+                      <a:extLst>
+                        <a:ext uri="{28A0092B-C50C-407E-A947-70E740481C1C}">
+                          <a14:useLocalDpi xmlns:a14="http://schemas.microsoft.com/office/drawing/2010/main" val="0"/>
+                        </a:ext>
+                      </a:extLst>
+                    </a:blip>
+                    <a:srcRect/>
                     <a:stretch>
                       <a:fillRect/>
                     </a:stretch>
                   </pic:blipFill>
-                  <pic:spPr>
+                  <pic:spPr bwMode="auto">
                     <a:xfrm>
                       <a:off x="0" y="0"/>
-                      <a:ext cx="5071028" cy="1453279"/>
+                      <a:ext cx="3724275" cy="2600325"/>
                     </a:xfrm>
                     <a:prstGeom prst="rect">
                       <a:avLst/>
                     </a:prstGeom>
+                    <a:noFill/>
+                    <a:ln>
+                      <a:noFill/>
+                    </a:ln>
                   </pic:spPr>
                 </pic:pic>
               </a:graphicData>
@@ -129,64 +762,835 @@
     </w:p>
     <w:p>
       <w:pPr>
+        <w:numPr>
+          <w:ilvl w:val="0"/>
+          <w:numId w:val="5"/>
+        </w:numPr>
+        <w:spacing w:after="0" w:line="360" w:lineRule="auto"/>
+        <w:jc w:val="both"/>
+        <w:rPr>
+          <w:rFonts w:ascii="Times New Roman" w:hAnsi="Times New Roman" w:cs="Times New Roman"/>
+          <w:sz w:val="28"/>
+          <w:szCs w:val="28"/>
+        </w:rPr>
+      </w:pPr>
+      <w:r>
+        <w:rPr>
+          <w:rFonts w:ascii="Times New Roman" w:hAnsi="Times New Roman" w:cs="Times New Roman"/>
+          <w:sz w:val="28"/>
+          <w:szCs w:val="28"/>
+        </w:rPr>
+        <w:t>Отобразите информацию из главного каталога и сравните с образцом.</w:t>
+      </w:r>
+    </w:p>
+    <w:p>
+      <w:pPr>
+        <w:numPr>
+          <w:ilvl w:val="0"/>
+          <w:numId w:val="6"/>
+        </w:numPr>
+        <w:spacing w:after="0" w:line="360" w:lineRule="auto"/>
+        <w:jc w:val="both"/>
+        <w:rPr>
+          <w:rFonts w:ascii="Times New Roman" w:hAnsi="Times New Roman" w:cs="Times New Roman"/>
+          <w:sz w:val="28"/>
+          <w:szCs w:val="28"/>
+        </w:rPr>
+      </w:pPr>
+      <w:r>
+        <w:rPr>
+          <w:rFonts w:ascii="Times New Roman" w:hAnsi="Times New Roman" w:cs="Times New Roman"/>
+          <w:sz w:val="28"/>
+          <w:szCs w:val="28"/>
+        </w:rPr>
+        <w:t>В двух любых каталогах 4 уровня создайте текстовые файлы: 1.txt, 2.txt, 3.txt, 4.txt, 5.txt, 6.txt, 7.txt., 8.txt</w:t>
+      </w:r>
+    </w:p>
+    <w:p>
+      <w:pPr>
+        <w:numPr>
+          <w:ilvl w:val="0"/>
+          <w:numId w:val="7"/>
+        </w:numPr>
+        <w:spacing w:after="0" w:line="360" w:lineRule="auto"/>
+        <w:jc w:val="both"/>
+        <w:rPr>
+          <w:rFonts w:ascii="Times New Roman" w:hAnsi="Times New Roman" w:cs="Times New Roman"/>
+          <w:sz w:val="28"/>
+          <w:szCs w:val="28"/>
+        </w:rPr>
+      </w:pPr>
+      <w:r>
+        <w:rPr>
+          <w:rFonts w:ascii="Times New Roman" w:hAnsi="Times New Roman" w:cs="Times New Roman"/>
+          <w:sz w:val="28"/>
+          <w:szCs w:val="28"/>
+        </w:rPr>
+        <w:t>Выберите один из каталогов и напишите в данных файлах по несколько разных команд (2-3 команды) по работе с Powershell с их расшифровкой.</w:t>
+      </w:r>
+    </w:p>
+    <w:p>
+      <w:pPr>
+        <w:numPr>
+          <w:ilvl w:val="0"/>
+          <w:numId w:val="8"/>
+        </w:numPr>
+        <w:spacing w:after="0" w:line="360" w:lineRule="auto"/>
+        <w:jc w:val="both"/>
+        <w:rPr>
+          <w:rFonts w:ascii="Times New Roman" w:hAnsi="Times New Roman" w:cs="Times New Roman"/>
+          <w:sz w:val="28"/>
+          <w:szCs w:val="28"/>
+        </w:rPr>
+      </w:pPr>
+      <w:r>
+        <w:rPr>
+          <w:rFonts w:ascii="Times New Roman" w:hAnsi="Times New Roman" w:cs="Times New Roman"/>
+          <w:sz w:val="28"/>
+          <w:szCs w:val="28"/>
+        </w:rPr>
+        <w:t>Скопируйте файл 7.txt, 8.txt в каталог DOCS.</w:t>
+      </w:r>
+    </w:p>
+    <w:p>
+      <w:pPr>
+        <w:numPr>
+          <w:ilvl w:val="0"/>
+          <w:numId w:val="9"/>
+        </w:numPr>
+        <w:spacing w:after="0" w:line="360" w:lineRule="auto"/>
+        <w:jc w:val="both"/>
+        <w:rPr>
+          <w:rFonts w:ascii="Times New Roman" w:hAnsi="Times New Roman" w:cs="Times New Roman"/>
+          <w:sz w:val="28"/>
+          <w:szCs w:val="28"/>
+        </w:rPr>
+      </w:pPr>
+      <w:r>
+        <w:rPr>
+          <w:rFonts w:ascii="Times New Roman" w:hAnsi="Times New Roman" w:cs="Times New Roman"/>
+          <w:sz w:val="28"/>
+          <w:szCs w:val="28"/>
+        </w:rPr>
+        <w:t>Переместите файлы 3.txt, 4.txt, 5.txt в каталог VIDEO</w:t>
+      </w:r>
+    </w:p>
+    <w:p>
+      <w:pPr>
+        <w:numPr>
+          <w:ilvl w:val="0"/>
+          <w:numId w:val="10"/>
+        </w:numPr>
+        <w:spacing w:after="0" w:line="360" w:lineRule="auto"/>
+        <w:jc w:val="both"/>
+        <w:rPr>
+          <w:rFonts w:ascii="Times New Roman" w:hAnsi="Times New Roman" w:cs="Times New Roman"/>
+          <w:sz w:val="28"/>
+          <w:szCs w:val="28"/>
+        </w:rPr>
+      </w:pPr>
+      <w:r>
+        <w:rPr>
+          <w:rFonts w:ascii="Times New Roman" w:hAnsi="Times New Roman" w:cs="Times New Roman"/>
+          <w:sz w:val="28"/>
+          <w:szCs w:val="28"/>
+        </w:rPr>
+        <w:t>В каталоге DOCS переименуйте файл добавив к их имени текущую дату (например, 01фев_7.txt).</w:t>
+      </w:r>
+    </w:p>
+    <w:p>
+      <w:pPr>
+        <w:numPr>
+          <w:ilvl w:val="0"/>
+          <w:numId w:val="11"/>
+        </w:numPr>
+        <w:spacing w:after="0" w:line="360" w:lineRule="auto"/>
+        <w:jc w:val="both"/>
+        <w:rPr>
+          <w:rFonts w:ascii="Times New Roman" w:hAnsi="Times New Roman" w:cs="Times New Roman"/>
+          <w:sz w:val="28"/>
+          <w:szCs w:val="28"/>
+        </w:rPr>
+      </w:pPr>
+      <w:r>
+        <w:rPr>
+          <w:rFonts w:ascii="Times New Roman" w:hAnsi="Times New Roman" w:cs="Times New Roman"/>
+          <w:sz w:val="28"/>
+          <w:szCs w:val="28"/>
+        </w:rPr>
+        <w:t>Удалите каталоги DOCX и TXT.</w:t>
+      </w:r>
+    </w:p>
+    <w:p>
+      <w:pPr>
+        <w:numPr>
+          <w:ilvl w:val="0"/>
+          <w:numId w:val="12"/>
+        </w:numPr>
+        <w:spacing w:after="0" w:line="360" w:lineRule="auto"/>
+        <w:jc w:val="both"/>
+        <w:rPr>
+          <w:rFonts w:ascii="Times New Roman" w:hAnsi="Times New Roman" w:cs="Times New Roman"/>
+          <w:sz w:val="28"/>
+          <w:szCs w:val="28"/>
+        </w:rPr>
+      </w:pPr>
+      <w:r>
+        <w:rPr>
+          <w:rFonts w:ascii="Times New Roman" w:hAnsi="Times New Roman" w:cs="Times New Roman"/>
+          <w:sz w:val="28"/>
+          <w:szCs w:val="28"/>
+        </w:rPr>
+        <w:t>Отобразите системное время.</w:t>
+      </w:r>
+    </w:p>
+    <w:p>
+      <w:pPr>
+        <w:numPr>
+          <w:ilvl w:val="0"/>
+          <w:numId w:val="13"/>
+        </w:numPr>
+        <w:spacing w:after="0" w:line="360" w:lineRule="auto"/>
+        <w:jc w:val="both"/>
+        <w:rPr>
+          <w:rFonts w:ascii="Times New Roman" w:hAnsi="Times New Roman" w:cs="Times New Roman"/>
+          <w:sz w:val="28"/>
+          <w:szCs w:val="28"/>
+        </w:rPr>
+      </w:pPr>
+      <w:r>
+        <w:rPr>
+          <w:rFonts w:ascii="Times New Roman" w:hAnsi="Times New Roman" w:cs="Times New Roman"/>
+          <w:sz w:val="28"/>
+          <w:szCs w:val="28"/>
+        </w:rPr>
+        <w:t>Отобразите системную дату.</w:t>
+      </w:r>
+    </w:p>
+    <w:p>
+      <w:pPr>
+        <w:numPr>
+          <w:ilvl w:val="0"/>
+          <w:numId w:val="14"/>
+        </w:numPr>
+        <w:spacing w:after="0" w:line="360" w:lineRule="auto"/>
+        <w:jc w:val="both"/>
+        <w:rPr>
+          <w:rFonts w:ascii="Times New Roman" w:hAnsi="Times New Roman" w:cs="Times New Roman"/>
+          <w:sz w:val="28"/>
+          <w:szCs w:val="28"/>
+        </w:rPr>
+      </w:pPr>
+      <w:r>
+        <w:rPr>
+          <w:rFonts w:ascii="Times New Roman" w:hAnsi="Times New Roman" w:cs="Times New Roman"/>
+          <w:sz w:val="28"/>
+          <w:szCs w:val="28"/>
+        </w:rPr>
+        <w:t>Выведите справку по всем командам PowerShell.</w:t>
+      </w:r>
+    </w:p>
+    <w:p>
+      <w:pPr>
+        <w:numPr>
+          <w:ilvl w:val="0"/>
+          <w:numId w:val="15"/>
+        </w:numPr>
+        <w:spacing w:after="0" w:line="360" w:lineRule="auto"/>
+        <w:jc w:val="both"/>
+        <w:rPr>
+          <w:rFonts w:ascii="Times New Roman" w:hAnsi="Times New Roman" w:cs="Times New Roman"/>
+          <w:sz w:val="28"/>
+          <w:szCs w:val="28"/>
+        </w:rPr>
+      </w:pPr>
+      <w:r>
+        <w:rPr>
+          <w:rFonts w:ascii="Times New Roman" w:hAnsi="Times New Roman" w:cs="Times New Roman"/>
+          <w:sz w:val="28"/>
+          <w:szCs w:val="28"/>
+        </w:rPr>
+        <w:t>Отобразите данные из каталогов GRAPH и TEXT</w:t>
+      </w:r>
+    </w:p>
+    <w:p>
+      <w:pPr>
+        <w:numPr>
+          <w:ilvl w:val="0"/>
+          <w:numId w:val="16"/>
+        </w:numPr>
+        <w:spacing w:after="0" w:line="360" w:lineRule="auto"/>
+        <w:jc w:val="both"/>
+        <w:rPr>
+          <w:rFonts w:ascii="Times New Roman" w:hAnsi="Times New Roman" w:cs="Times New Roman"/>
+          <w:sz w:val="28"/>
+          <w:szCs w:val="28"/>
+        </w:rPr>
+      </w:pPr>
+      <w:r>
+        <w:rPr>
+          <w:rFonts w:ascii="Times New Roman" w:hAnsi="Times New Roman" w:cs="Times New Roman"/>
+          <w:sz w:val="28"/>
+          <w:szCs w:val="28"/>
+        </w:rPr>
+        <w:t>Сделайте текущей папку GRAPH.</w:t>
+      </w:r>
+    </w:p>
+    <w:p>
+      <w:pPr>
+        <w:numPr>
+          <w:ilvl w:val="0"/>
+          <w:numId w:val="17"/>
+        </w:numPr>
+        <w:spacing w:after="0" w:line="360" w:lineRule="auto"/>
+        <w:jc w:val="both"/>
+        <w:rPr>
+          <w:rFonts w:ascii="Times New Roman" w:hAnsi="Times New Roman" w:cs="Times New Roman"/>
+          <w:sz w:val="28"/>
+          <w:szCs w:val="28"/>
+        </w:rPr>
+      </w:pPr>
+      <w:r>
+        <w:rPr>
+          <w:rFonts w:ascii="Times New Roman" w:hAnsi="Times New Roman" w:cs="Times New Roman"/>
+          <w:sz w:val="28"/>
+          <w:szCs w:val="28"/>
+        </w:rPr>
+        <w:t>Удалите содержимое папки GRAPH.</w:t>
+      </w:r>
+    </w:p>
+    <w:p>
+      <w:pPr>
+        <w:numPr>
+          <w:ilvl w:val="0"/>
+          <w:numId w:val="18"/>
+        </w:numPr>
+        <w:spacing w:after="0" w:line="360" w:lineRule="auto"/>
+        <w:jc w:val="both"/>
+        <w:rPr>
+          <w:rFonts w:ascii="Times New Roman" w:hAnsi="Times New Roman" w:cs="Times New Roman"/>
+          <w:sz w:val="28"/>
+          <w:szCs w:val="28"/>
+        </w:rPr>
+      </w:pPr>
+      <w:r>
+        <w:rPr>
+          <w:rFonts w:ascii="Times New Roman" w:hAnsi="Times New Roman" w:cs="Times New Roman"/>
+          <w:sz w:val="28"/>
+          <w:szCs w:val="28"/>
+        </w:rPr>
+        <w:lastRenderedPageBreak/>
+        <w:t>Отобразите итоговую информацию из каталогов, покажите результаты преподавателю, отразив в отчете.</w:t>
+      </w:r>
+    </w:p>
+    <w:p>
+      <w:pPr>
+        <w:numPr>
+          <w:ilvl w:val="0"/>
+          <w:numId w:val="19"/>
+        </w:numPr>
+        <w:spacing w:after="0" w:line="360" w:lineRule="auto"/>
+        <w:jc w:val="both"/>
+        <w:rPr>
+          <w:rFonts w:ascii="Times New Roman" w:hAnsi="Times New Roman" w:cs="Times New Roman"/>
+          <w:sz w:val="28"/>
+          <w:szCs w:val="28"/>
+        </w:rPr>
+      </w:pPr>
+      <w:r>
+        <w:rPr>
+          <w:rFonts w:ascii="Times New Roman" w:hAnsi="Times New Roman" w:cs="Times New Roman"/>
+          <w:sz w:val="28"/>
+          <w:szCs w:val="28"/>
+        </w:rPr>
+        <w:t>Удалите каталог PShellLab4.</w:t>
+      </w:r>
+    </w:p>
+    <w:p>
+      <w:pPr>
+        <w:spacing w:after="0" w:line="360" w:lineRule="auto"/>
+        <w:jc w:val="both"/>
+        <w:rPr>
+          <w:rFonts w:ascii="Times New Roman" w:hAnsi="Times New Roman" w:cs="Times New Roman"/>
+          <w:sz w:val="28"/>
+          <w:szCs w:val="28"/>
+        </w:rPr>
+      </w:pPr>
+    </w:p>
+    <w:p>
+      <w:pPr>
+        <w:spacing w:after="0" w:line="360" w:lineRule="auto"/>
+        <w:ind w:firstLine="709"/>
+        <w:jc w:val="both"/>
+        <w:rPr>
+          <w:rFonts w:ascii="Times New Roman" w:hAnsi="Times New Roman" w:cs="Times New Roman"/>
+          <w:sz w:val="28"/>
+          <w:szCs w:val="28"/>
+        </w:rPr>
+      </w:pPr>
+      <w:r>
+        <w:rPr>
+          <w:rFonts w:ascii="Times New Roman" w:hAnsi="Times New Roman" w:cs="Times New Roman"/>
+          <w:b/>
+          <w:bCs/>
+          <w:sz w:val="28"/>
+          <w:szCs w:val="28"/>
+        </w:rPr>
+        <w:t xml:space="preserve">Задание 2. Работа с процессами в Windows PowerShell. </w:t>
+      </w:r>
+    </w:p>
+    <w:p>
+      <w:pPr>
+        <w:numPr>
+          <w:ilvl w:val="0"/>
+          <w:numId w:val="20"/>
+        </w:numPr>
+        <w:tabs>
+          <w:tab w:val="left" w:pos="720"/>
+        </w:tabs>
+        <w:spacing w:after="0" w:line="360" w:lineRule="auto"/>
+        <w:jc w:val="both"/>
+        <w:rPr>
+          <w:rFonts w:ascii="Times New Roman" w:hAnsi="Times New Roman" w:cs="Times New Roman"/>
+          <w:sz w:val="28"/>
+          <w:szCs w:val="28"/>
+        </w:rPr>
+      </w:pPr>
+      <w:r>
+        <w:rPr>
+          <w:rFonts w:ascii="Times New Roman" w:hAnsi="Times New Roman" w:cs="Times New Roman"/>
+          <w:sz w:val="28"/>
+          <w:szCs w:val="28"/>
+        </w:rPr>
+        <w:t>Выведите список всех запущенных в системе процессов.</w:t>
+      </w:r>
+    </w:p>
+    <w:p>
+      <w:pPr>
+        <w:numPr>
+          <w:ilvl w:val="0"/>
+          <w:numId w:val="20"/>
+        </w:numPr>
+        <w:tabs>
+          <w:tab w:val="left" w:pos="720"/>
+        </w:tabs>
+        <w:spacing w:after="0" w:line="360" w:lineRule="auto"/>
+        <w:jc w:val="both"/>
+        <w:rPr>
+          <w:rFonts w:ascii="Times New Roman" w:hAnsi="Times New Roman" w:cs="Times New Roman"/>
+          <w:sz w:val="28"/>
+          <w:szCs w:val="28"/>
+        </w:rPr>
+      </w:pPr>
+      <w:r>
+        <w:rPr>
+          <w:rFonts w:ascii="Times New Roman" w:hAnsi="Times New Roman" w:cs="Times New Roman"/>
+          <w:sz w:val="28"/>
+          <w:szCs w:val="28"/>
+        </w:rPr>
+        <w:t>Найдите процесс с именем explorer (Проводник) и отобразите его свойства (ID, CPU, Memory).</w:t>
+      </w:r>
+    </w:p>
+    <w:p>
+      <w:pPr>
+        <w:numPr>
+          <w:ilvl w:val="0"/>
+          <w:numId w:val="20"/>
+        </w:numPr>
+        <w:tabs>
+          <w:tab w:val="left" w:pos="720"/>
+        </w:tabs>
+        <w:spacing w:after="0" w:line="360" w:lineRule="auto"/>
+        <w:jc w:val="both"/>
+        <w:rPr>
+          <w:rFonts w:ascii="Times New Roman" w:hAnsi="Times New Roman" w:cs="Times New Roman"/>
+          <w:sz w:val="28"/>
+          <w:szCs w:val="28"/>
+        </w:rPr>
+      </w:pPr>
+      <w:r>
+        <w:rPr>
+          <w:rFonts w:ascii="Times New Roman" w:hAnsi="Times New Roman" w:cs="Times New Roman"/>
+          <w:sz w:val="28"/>
+          <w:szCs w:val="28"/>
+        </w:rPr>
+        <w:t>Отсортируйте список процессов по объему используемой памяти (WorkingSet) по убыванию и выведите первые 5 процессов.</w:t>
+      </w:r>
+    </w:p>
+    <w:p>
+      <w:pPr>
+        <w:numPr>
+          <w:ilvl w:val="0"/>
+          <w:numId w:val="20"/>
+        </w:numPr>
+        <w:tabs>
+          <w:tab w:val="left" w:pos="720"/>
+        </w:tabs>
+        <w:spacing w:after="0" w:line="360" w:lineRule="auto"/>
+        <w:jc w:val="both"/>
+        <w:rPr>
+          <w:rFonts w:ascii="Times New Roman" w:hAnsi="Times New Roman" w:cs="Times New Roman"/>
+          <w:sz w:val="28"/>
+          <w:szCs w:val="28"/>
+        </w:rPr>
+      </w:pPr>
+      <w:r>
+        <w:rPr>
+          <w:rFonts w:ascii="Times New Roman" w:hAnsi="Times New Roman" w:cs="Times New Roman"/>
+          <w:sz w:val="28"/>
+          <w:szCs w:val="28"/>
+        </w:rPr>
+        <w:t>Экспортируйте полученный список из пункта 3 в файл top_processes.csv в текущей папке.</w:t>
+      </w:r>
+    </w:p>
+    <w:p>
+      <w:pPr>
+        <w:numPr>
+          <w:ilvl w:val="0"/>
+          <w:numId w:val="20"/>
+        </w:numPr>
+        <w:tabs>
+          <w:tab w:val="left" w:pos="720"/>
+        </w:tabs>
+        <w:spacing w:after="0" w:line="360" w:lineRule="auto"/>
+        <w:jc w:val="both"/>
+        <w:rPr>
+          <w:rFonts w:ascii="Times New Roman" w:hAnsi="Times New Roman" w:cs="Times New Roman"/>
+          <w:sz w:val="28"/>
+          <w:szCs w:val="28"/>
+        </w:rPr>
+      </w:pPr>
+      <w:r>
+        <w:rPr>
+          <w:rFonts w:ascii="Times New Roman" w:hAnsi="Times New Roman" w:cs="Times New Roman"/>
+          <w:sz w:val="28"/>
+          <w:szCs w:val="28"/>
+        </w:rPr>
+        <w:t>Запустите программу «Блокнот» (notepad) с помощью PowerShell.</w:t>
+      </w:r>
+    </w:p>
+    <w:p>
+      <w:pPr>
+        <w:numPr>
+          <w:ilvl w:val="0"/>
+          <w:numId w:val="20"/>
+        </w:numPr>
+        <w:tabs>
+          <w:tab w:val="left" w:pos="720"/>
+        </w:tabs>
+        <w:spacing w:after="0" w:line="360" w:lineRule="auto"/>
+        <w:jc w:val="both"/>
+        <w:rPr>
+          <w:rFonts w:ascii="Times New Roman" w:hAnsi="Times New Roman" w:cs="Times New Roman"/>
+          <w:sz w:val="28"/>
+          <w:szCs w:val="28"/>
+        </w:rPr>
+      </w:pPr>
+      <w:r>
+        <w:rPr>
+          <w:rFonts w:ascii="Times New Roman" w:hAnsi="Times New Roman" w:cs="Times New Roman"/>
+          <w:sz w:val="28"/>
+          <w:szCs w:val="28"/>
+        </w:rPr>
+        <w:t>Найдите процесс запущенного блокнота и завершите его программно (командлет Stop-Process).</w:t>
+      </w:r>
+    </w:p>
+    <w:p>
+      <w:pPr>
+        <w:numPr>
+          <w:ilvl w:val="0"/>
+          <w:numId w:val="20"/>
+        </w:numPr>
+        <w:tabs>
+          <w:tab w:val="left" w:pos="720"/>
+        </w:tabs>
+        <w:spacing w:after="0" w:line="360" w:lineRule="auto"/>
+        <w:jc w:val="both"/>
+        <w:rPr>
+          <w:rFonts w:ascii="Times New Roman" w:hAnsi="Times New Roman" w:cs="Times New Roman"/>
+          <w:sz w:val="28"/>
+          <w:szCs w:val="28"/>
+        </w:rPr>
+      </w:pPr>
+      <w:r>
+        <w:rPr>
+          <w:rFonts w:ascii="Times New Roman" w:hAnsi="Times New Roman" w:cs="Times New Roman"/>
+          <w:sz w:val="28"/>
+          <w:szCs w:val="28"/>
+        </w:rPr>
+        <w:t>Выведите справку по командлету Get-Process.</w:t>
+      </w:r>
+    </w:p>
+    <w:p>
+      <w:pPr>
+        <w:spacing w:after="0" w:line="360" w:lineRule="auto"/>
+        <w:ind w:firstLine="709"/>
+        <w:jc w:val="both"/>
+        <w:rPr>
+          <w:rFonts w:ascii="Times New Roman" w:hAnsi="Times New Roman" w:cs="Times New Roman"/>
+          <w:sz w:val="28"/>
+          <w:szCs w:val="28"/>
+        </w:rPr>
+      </w:pPr>
+      <w:r>
+        <w:rPr>
+          <w:rFonts w:ascii="Times New Roman" w:hAnsi="Times New Roman" w:cs="Times New Roman"/>
+          <w:sz w:val="28"/>
+          <w:szCs w:val="28"/>
+        </w:rPr>
+        <w:t>Задание 3. Работа со службами Windows в PowerShell.</w:t>
+      </w:r>
+    </w:p>
+    <w:p>
+      <w:pPr>
+        <w:spacing w:after="0" w:line="360" w:lineRule="auto"/>
+        <w:ind w:firstLine="709"/>
+        <w:jc w:val="both"/>
+        <w:rPr>
+          <w:rFonts w:ascii="Times New Roman" w:hAnsi="Times New Roman" w:cs="Times New Roman"/>
+          <w:sz w:val="28"/>
+          <w:szCs w:val="28"/>
+        </w:rPr>
+      </w:pPr>
+      <w:r>
+        <w:rPr>
+          <w:rFonts w:ascii="Times New Roman" w:hAnsi="Times New Roman" w:cs="Times New Roman"/>
+          <w:sz w:val="28"/>
+          <w:szCs w:val="28"/>
+        </w:rPr>
+        <w:t>С помощью командлетов управления службами выполните следующие действия:</w:t>
+      </w:r>
+    </w:p>
+    <w:p>
+      <w:pPr>
+        <w:numPr>
+          <w:ilvl w:val="0"/>
+          <w:numId w:val="21"/>
+        </w:numPr>
+        <w:tabs>
+          <w:tab w:val="left" w:pos="720"/>
+        </w:tabs>
+        <w:spacing w:after="0" w:line="360" w:lineRule="auto"/>
+        <w:jc w:val="both"/>
+        <w:rPr>
+          <w:rFonts w:ascii="Times New Roman" w:hAnsi="Times New Roman" w:cs="Times New Roman"/>
+          <w:sz w:val="28"/>
+          <w:szCs w:val="28"/>
+        </w:rPr>
+      </w:pPr>
+      <w:r>
+        <w:rPr>
+          <w:rFonts w:ascii="Times New Roman" w:hAnsi="Times New Roman" w:cs="Times New Roman"/>
+          <w:sz w:val="28"/>
+          <w:szCs w:val="28"/>
+        </w:rPr>
+        <w:t>Выведите список всех служб операционной системы.</w:t>
+      </w:r>
+    </w:p>
+    <w:p>
+      <w:pPr>
+        <w:numPr>
+          <w:ilvl w:val="0"/>
+          <w:numId w:val="21"/>
+        </w:numPr>
+        <w:tabs>
+          <w:tab w:val="left" w:pos="720"/>
+        </w:tabs>
+        <w:spacing w:after="0" w:line="360" w:lineRule="auto"/>
+        <w:jc w:val="both"/>
+        <w:rPr>
+          <w:rFonts w:ascii="Times New Roman" w:hAnsi="Times New Roman" w:cs="Times New Roman"/>
+          <w:sz w:val="28"/>
+          <w:szCs w:val="28"/>
+        </w:rPr>
+      </w:pPr>
+      <w:r>
+        <w:rPr>
+          <w:rFonts w:ascii="Times New Roman" w:hAnsi="Times New Roman" w:cs="Times New Roman"/>
+          <w:sz w:val="28"/>
+          <w:szCs w:val="28"/>
+        </w:rPr>
+        <w:t>Отфильтруйте список и отобразите только те службы, которые находятся в состоянии «Running» (Запущены).</w:t>
+      </w:r>
+    </w:p>
+    <w:p>
+      <w:pPr>
+        <w:numPr>
+          <w:ilvl w:val="0"/>
+          <w:numId w:val="21"/>
+        </w:numPr>
+        <w:tabs>
+          <w:tab w:val="left" w:pos="720"/>
+        </w:tabs>
+        <w:spacing w:after="0" w:line="360" w:lineRule="auto"/>
+        <w:jc w:val="both"/>
+        <w:rPr>
+          <w:rFonts w:ascii="Times New Roman" w:hAnsi="Times New Roman" w:cs="Times New Roman"/>
+          <w:sz w:val="28"/>
+          <w:szCs w:val="28"/>
+        </w:rPr>
+      </w:pPr>
+      <w:r>
+        <w:rPr>
+          <w:rFonts w:ascii="Times New Roman" w:hAnsi="Times New Roman" w:cs="Times New Roman"/>
+          <w:sz w:val="28"/>
+          <w:szCs w:val="28"/>
+        </w:rPr>
+        <w:t>Найдите службу «Диспетчер печати» (Spooler) или «Центр обновления Windows» (wuauserv) и проверьте её текущий статус.</w:t>
+      </w:r>
+    </w:p>
+    <w:p>
+      <w:pPr>
+        <w:numPr>
+          <w:ilvl w:val="0"/>
+          <w:numId w:val="21"/>
+        </w:numPr>
+        <w:tabs>
+          <w:tab w:val="left" w:pos="720"/>
+        </w:tabs>
+        <w:spacing w:after="0" w:line="360" w:lineRule="auto"/>
+        <w:jc w:val="both"/>
+        <w:rPr>
+          <w:rFonts w:ascii="Times New Roman" w:hAnsi="Times New Roman" w:cs="Times New Roman"/>
+          <w:sz w:val="28"/>
+          <w:szCs w:val="28"/>
+        </w:rPr>
+      </w:pPr>
+      <w:r>
+        <w:rPr>
+          <w:rFonts w:ascii="Times New Roman" w:hAnsi="Times New Roman" w:cs="Times New Roman"/>
+          <w:sz w:val="28"/>
+          <w:szCs w:val="28"/>
+        </w:rPr>
+        <w:t>Попробуйте остановить найденную службу (требуется запуск PowerShell от имени администратора). Если прав недостаточно, запишите в отчет текст ошибки.</w:t>
+      </w:r>
+    </w:p>
+    <w:p>
+      <w:pPr>
+        <w:numPr>
+          <w:ilvl w:val="0"/>
+          <w:numId w:val="21"/>
+        </w:numPr>
+        <w:tabs>
+          <w:tab w:val="left" w:pos="720"/>
+        </w:tabs>
+        <w:spacing w:after="0" w:line="360" w:lineRule="auto"/>
+        <w:jc w:val="both"/>
+        <w:rPr>
+          <w:rFonts w:ascii="Times New Roman" w:hAnsi="Times New Roman" w:cs="Times New Roman"/>
+          <w:sz w:val="28"/>
+          <w:szCs w:val="28"/>
+        </w:rPr>
+      </w:pPr>
+      <w:r>
+        <w:rPr>
+          <w:rFonts w:ascii="Times New Roman" w:hAnsi="Times New Roman" w:cs="Times New Roman"/>
+          <w:sz w:val="28"/>
+          <w:szCs w:val="28"/>
+        </w:rPr>
+        <w:t>Узнайте, от каких других служб зависит выбранная служба (свойство Dependencies).</w:t>
+      </w:r>
+    </w:p>
+    <w:p>
+      <w:pPr>
+        <w:numPr>
+          <w:ilvl w:val="0"/>
+          <w:numId w:val="21"/>
+        </w:numPr>
+        <w:tabs>
+          <w:tab w:val="left" w:pos="720"/>
+        </w:tabs>
+        <w:spacing w:after="0" w:line="360" w:lineRule="auto"/>
+        <w:jc w:val="both"/>
+        <w:rPr>
+          <w:rFonts w:ascii="Times New Roman" w:hAnsi="Times New Roman" w:cs="Times New Roman"/>
+          <w:sz w:val="28"/>
+          <w:szCs w:val="28"/>
+        </w:rPr>
+      </w:pPr>
+      <w:r>
+        <w:rPr>
+          <w:rFonts w:ascii="Times New Roman" w:hAnsi="Times New Roman" w:cs="Times New Roman"/>
+          <w:sz w:val="28"/>
+          <w:szCs w:val="28"/>
+        </w:rPr>
+        <w:t>Выведите справку по командлету Get-Service.</w:t>
+      </w:r>
+    </w:p>
+    <w:p>
+      <w:pPr>
+        <w:tabs>
+          <w:tab w:val="left" w:pos="720"/>
+        </w:tabs>
+        <w:spacing w:after="0" w:line="360" w:lineRule="auto"/>
+        <w:jc w:val="both"/>
+        <w:rPr>
+          <w:rFonts w:ascii="Times New Roman" w:hAnsi="Times New Roman" w:cs="Times New Roman"/>
+          <w:b/>
+          <w:bCs/>
+          <w:sz w:val="28"/>
+          <w:szCs w:val="28"/>
+        </w:rPr>
+      </w:pPr>
+      <w:r>
+        <w:rPr>
+          <w:rFonts w:ascii="Times New Roman" w:hAnsi="Times New Roman" w:cs="Times New Roman"/>
+          <w:b/>
+          <w:bCs/>
+          <w:sz w:val="28"/>
+          <w:szCs w:val="28"/>
+        </w:rPr>
+        <w:lastRenderedPageBreak/>
+        <w:t>Ход работы</w:t>
+      </w:r>
+    </w:p>
+    <w:p>
+      <w:pPr>
+        <w:tabs>
+          <w:tab w:val="left" w:pos="720"/>
+        </w:tabs>
+        <w:spacing w:after="0" w:line="360" w:lineRule="auto"/>
+        <w:jc w:val="both"/>
+        <w:rPr>
+          <w:rFonts w:ascii="Times New Roman" w:hAnsi="Times New Roman" w:cs="Times New Roman"/>
+          <w:sz w:val="28"/>
+          <w:szCs w:val="28"/>
+        </w:rPr>
+      </w:pPr>
+      <w:r>
+        <w:rPr>
+          <w:rFonts w:ascii="Times New Roman" w:hAnsi="Times New Roman" w:cs="Times New Roman"/>
+          <w:sz w:val="28"/>
+          <w:szCs w:val="28"/>
+        </w:rPr>
+        <w:t>Задание 1</w:t>
+      </w:r>
+    </w:p>
+    <w:p>
+      <w:pPr>
         <w:pStyle w:val="a3"/>
         <w:numPr>
           <w:ilvl w:val="0"/>
           <w:numId w:val="1"/>
         </w:numPr>
-      </w:pPr>
-      <w:r>
+        <w:rPr>
+          <w:rFonts w:ascii="Times New Roman" w:hAnsi="Times New Roman" w:cs="Times New Roman"/>
+          <w:sz w:val="28"/>
+          <w:szCs w:val="28"/>
+        </w:rPr>
+      </w:pPr>
+      <w:r>
+        <w:rPr>
+          <w:rFonts w:ascii="Times New Roman" w:hAnsi="Times New Roman" w:cs="Times New Roman"/>
+          <w:noProof/>
+          <w:sz w:val="28"/>
+          <w:szCs w:val="28"/>
+        </w:rPr>
         <w:drawing>
-          <wp:inline distT="0" distB="0" distL="0" distR="0" wp14:anchorId="72E18053" wp14:editId="1EA8B1E1">
-            <wp:extent cx="5029835" cy="94091"/>
-            <wp:effectExtent l="0" t="0" r="0" b="1270"/>
-            <wp:docPr id="4" name="Рисунок 4"/>
-            <wp:cNvGraphicFramePr>
-              <a:graphicFrameLocks xmlns:a="http://schemas.openxmlformats.org/drawingml/2006/main" noChangeAspect="1"/>
-            </wp:cNvGraphicFramePr>
-            <a:graphic xmlns:a="http://schemas.openxmlformats.org/drawingml/2006/main">
-              <a:graphicData uri="http://schemas.openxmlformats.org/drawingml/2006/picture">
-                <pic:pic xmlns:pic="http://schemas.openxmlformats.org/drawingml/2006/picture">
-                  <pic:nvPicPr>
-                    <pic:cNvPr id="1" name=""/>
-                    <pic:cNvPicPr/>
-                  </pic:nvPicPr>
-                  <pic:blipFill>
-                    <a:blip r:embed="rId7"/>
-                    <a:stretch>
-                      <a:fillRect/>
-                    </a:stretch>
-                  </pic:blipFill>
-                  <pic:spPr>
-                    <a:xfrm>
-                      <a:off x="0" y="0"/>
-                      <a:ext cx="10273698" cy="192186"/>
-                    </a:xfrm>
-                    <a:prstGeom prst="rect">
-                      <a:avLst/>
-                    </a:prstGeom>
-                  </pic:spPr>
-                </pic:pic>
-              </a:graphicData>
-            </a:graphic>
-          </wp:inline>
-        </w:drawing>
-      </w:r>
-    </w:p>
-    <w:p>
-      <w:pPr>
-        <w:pStyle w:val="a3"/>
-        <w:numPr>
-          <w:ilvl w:val="0"/>
-          <w:numId w:val="1"/>
-        </w:numPr>
-      </w:pPr>
-      <w:r>
-        <w:drawing>
-          <wp:inline distT="0" distB="0" distL="0" distR="0" wp14:anchorId="69CFE7FA" wp14:editId="41CD4975">
-            <wp:extent cx="5070143" cy="89425"/>
-            <wp:effectExtent l="0" t="0" r="0" b="6350"/>
-            <wp:docPr id="5" name="Рисунок 5"/>
+          <wp:inline distT="0" distB="0" distL="0" distR="0" wp14:anchorId="1AD658FB" wp14:editId="2C204A29">
+            <wp:extent cx="5029902" cy="2276793"/>
+            <wp:effectExtent l="0" t="0" r="0" b="9525"/>
+            <wp:docPr id="1" name="Рисунок 1"/>
             <wp:cNvGraphicFramePr>
               <a:graphicFrameLocks xmlns:a="http://schemas.openxmlformats.org/drawingml/2006/main" noChangeAspect="1"/>
             </wp:cNvGraphicFramePr>
@@ -206,7 +1610,7 @@
                   <pic:spPr>
                     <a:xfrm>
                       <a:off x="0" y="0"/>
-                      <a:ext cx="5989613" cy="105642"/>
+                      <a:ext cx="5029902" cy="2276793"/>
                     </a:xfrm>
                     <a:prstGeom prst="rect">
                       <a:avLst/>
@@ -226,13 +1630,24 @@
           <w:ilvl w:val="0"/>
           <w:numId w:val="1"/>
         </w:numPr>
-      </w:pPr>
-      <w:r>
+        <w:rPr>
+          <w:rFonts w:ascii="Times New Roman" w:hAnsi="Times New Roman" w:cs="Times New Roman"/>
+          <w:sz w:val="28"/>
+          <w:szCs w:val="28"/>
+        </w:rPr>
+      </w:pPr>
+      <w:r>
+        <w:rPr>
+          <w:rFonts w:ascii="Times New Roman" w:hAnsi="Times New Roman" w:cs="Times New Roman"/>
+          <w:noProof/>
+          <w:sz w:val="28"/>
+          <w:szCs w:val="28"/>
+        </w:rPr>
         <w:drawing>
-          <wp:inline distT="0" distB="0" distL="0" distR="0" wp14:anchorId="6EEBFC2F" wp14:editId="514B66EB">
-            <wp:extent cx="5069840" cy="130065"/>
-            <wp:effectExtent l="0" t="0" r="0" b="3810"/>
-            <wp:docPr id="6" name="Рисунок 6"/>
+          <wp:inline distT="0" distB="0" distL="0" distR="0" wp14:anchorId="5FD733C0" wp14:editId="0D606292">
+            <wp:extent cx="5029835" cy="1441474"/>
+            <wp:effectExtent l="0" t="0" r="0" b="6350"/>
+            <wp:docPr id="3" name="Рисунок 3"/>
             <wp:cNvGraphicFramePr>
               <a:graphicFrameLocks xmlns:a="http://schemas.openxmlformats.org/drawingml/2006/main" noChangeAspect="1"/>
             </wp:cNvGraphicFramePr>
@@ -252,7 +1667,7 @@
                   <pic:spPr>
                     <a:xfrm>
                       <a:off x="0" y="0"/>
-                      <a:ext cx="5799593" cy="148787"/>
+                      <a:ext cx="5071028" cy="1453279"/>
                     </a:xfrm>
                     <a:prstGeom prst="rect">
                       <a:avLst/>
@@ -272,13 +1687,24 @@
           <w:ilvl w:val="0"/>
           <w:numId w:val="1"/>
         </w:numPr>
-      </w:pPr>
-      <w:r>
+        <w:rPr>
+          <w:rFonts w:ascii="Times New Roman" w:hAnsi="Times New Roman" w:cs="Times New Roman"/>
+          <w:sz w:val="28"/>
+          <w:szCs w:val="28"/>
+        </w:rPr>
+      </w:pPr>
+      <w:r>
+        <w:rPr>
+          <w:rFonts w:ascii="Times New Roman" w:hAnsi="Times New Roman" w:cs="Times New Roman"/>
+          <w:noProof/>
+          <w:sz w:val="28"/>
+          <w:szCs w:val="28"/>
+        </w:rPr>
         <w:drawing>
-          <wp:inline distT="0" distB="0" distL="0" distR="0" wp14:anchorId="78EF2860" wp14:editId="24384272">
-            <wp:extent cx="5069840" cy="130065"/>
-            <wp:effectExtent l="0" t="0" r="0" b="3810"/>
-            <wp:docPr id="7" name="Рисунок 7"/>
+          <wp:inline distT="0" distB="0" distL="0" distR="0" wp14:anchorId="72E18053" wp14:editId="1EA8B1E1">
+            <wp:extent cx="5029835" cy="94091"/>
+            <wp:effectExtent l="0" t="0" r="0" b="1270"/>
+            <wp:docPr id="4" name="Рисунок 4"/>
             <wp:cNvGraphicFramePr>
               <a:graphicFrameLocks xmlns:a="http://schemas.openxmlformats.org/drawingml/2006/main" noChangeAspect="1"/>
             </wp:cNvGraphicFramePr>
@@ -298,7 +1724,7 @@
                   <pic:spPr>
                     <a:xfrm>
                       <a:off x="0" y="0"/>
-                      <a:ext cx="5468923" cy="140303"/>
+                      <a:ext cx="10273698" cy="192186"/>
                     </a:xfrm>
                     <a:prstGeom prst="rect">
                       <a:avLst/>
@@ -318,13 +1744,24 @@
           <w:ilvl w:val="0"/>
           <w:numId w:val="1"/>
         </w:numPr>
-      </w:pPr>
-      <w:r>
+        <w:rPr>
+          <w:rFonts w:ascii="Times New Roman" w:hAnsi="Times New Roman" w:cs="Times New Roman"/>
+          <w:sz w:val="28"/>
+          <w:szCs w:val="28"/>
+        </w:rPr>
+      </w:pPr>
+      <w:r>
+        <w:rPr>
+          <w:rFonts w:ascii="Times New Roman" w:hAnsi="Times New Roman" w:cs="Times New Roman"/>
+          <w:noProof/>
+          <w:sz w:val="28"/>
+          <w:szCs w:val="28"/>
+        </w:rPr>
         <w:drawing>
-          <wp:inline distT="0" distB="0" distL="0" distR="0" wp14:anchorId="7116D202" wp14:editId="20ED48FE">
-            <wp:extent cx="5069840" cy="448184"/>
-            <wp:effectExtent l="0" t="0" r="0" b="9525"/>
-            <wp:docPr id="8" name="Рисунок 8"/>
+          <wp:inline distT="0" distB="0" distL="0" distR="0" wp14:anchorId="69CFE7FA" wp14:editId="41CD4975">
+            <wp:extent cx="5070143" cy="89425"/>
+            <wp:effectExtent l="0" t="0" r="0" b="6350"/>
+            <wp:docPr id="5" name="Рисунок 5"/>
             <wp:cNvGraphicFramePr>
               <a:graphicFrameLocks xmlns:a="http://schemas.openxmlformats.org/drawingml/2006/main" noChangeAspect="1"/>
             </wp:cNvGraphicFramePr>
@@ -344,7 +1781,7 @@
                   <pic:spPr>
                     <a:xfrm>
                       <a:off x="0" y="0"/>
-                      <a:ext cx="5137325" cy="454150"/>
+                      <a:ext cx="5989613" cy="105642"/>
                     </a:xfrm>
                     <a:prstGeom prst="rect">
                       <a:avLst/>
@@ -364,13 +1801,24 @@
           <w:ilvl w:val="0"/>
           <w:numId w:val="1"/>
         </w:numPr>
-      </w:pPr>
-      <w:r>
+        <w:rPr>
+          <w:rFonts w:ascii="Times New Roman" w:hAnsi="Times New Roman" w:cs="Times New Roman"/>
+          <w:sz w:val="28"/>
+          <w:szCs w:val="28"/>
+        </w:rPr>
+      </w:pPr>
+      <w:r>
+        <w:rPr>
+          <w:rFonts w:ascii="Times New Roman" w:hAnsi="Times New Roman" w:cs="Times New Roman"/>
+          <w:noProof/>
+          <w:sz w:val="28"/>
+          <w:szCs w:val="28"/>
+        </w:rPr>
         <w:drawing>
-          <wp:inline distT="0" distB="0" distL="0" distR="0" wp14:anchorId="32590EEB" wp14:editId="1801F48D">
-            <wp:extent cx="5069840" cy="171253"/>
-            <wp:effectExtent l="0" t="0" r="0" b="635"/>
-            <wp:docPr id="9" name="Рисунок 9"/>
+          <wp:inline distT="0" distB="0" distL="0" distR="0" wp14:anchorId="6EEBFC2F" wp14:editId="514B66EB">
+            <wp:extent cx="5069840" cy="130065"/>
+            <wp:effectExtent l="0" t="0" r="0" b="3810"/>
+            <wp:docPr id="6" name="Рисунок 6"/>
             <wp:cNvGraphicFramePr>
               <a:graphicFrameLocks xmlns:a="http://schemas.openxmlformats.org/drawingml/2006/main" noChangeAspect="1"/>
             </wp:cNvGraphicFramePr>
@@ -390,7 +1838,7 @@
                   <pic:spPr>
                     <a:xfrm>
                       <a:off x="0" y="0"/>
-                      <a:ext cx="5255164" cy="177513"/>
+                      <a:ext cx="5799593" cy="148787"/>
                     </a:xfrm>
                     <a:prstGeom prst="rect">
                       <a:avLst/>
@@ -410,13 +1858,24 @@
           <w:ilvl w:val="0"/>
           <w:numId w:val="1"/>
         </w:numPr>
-      </w:pPr>
-      <w:r>
+        <w:rPr>
+          <w:rFonts w:ascii="Times New Roman" w:hAnsi="Times New Roman" w:cs="Times New Roman"/>
+          <w:sz w:val="28"/>
+          <w:szCs w:val="28"/>
+        </w:rPr>
+      </w:pPr>
+      <w:r>
+        <w:rPr>
+          <w:rFonts w:ascii="Times New Roman" w:hAnsi="Times New Roman" w:cs="Times New Roman"/>
+          <w:noProof/>
+          <w:sz w:val="28"/>
+          <w:szCs w:val="28"/>
+        </w:rPr>
         <w:drawing>
-          <wp:inline distT="0" distB="0" distL="0" distR="0" wp14:anchorId="48C6C565" wp14:editId="2A548761">
-            <wp:extent cx="5069840" cy="1855057"/>
-            <wp:effectExtent l="0" t="0" r="0" b="0"/>
-            <wp:docPr id="10" name="Рисунок 10"/>
+          <wp:inline distT="0" distB="0" distL="0" distR="0" wp14:anchorId="78EF2860" wp14:editId="24384272">
+            <wp:extent cx="5069840" cy="130065"/>
+            <wp:effectExtent l="0" t="0" r="0" b="3810"/>
+            <wp:docPr id="7" name="Рисунок 7"/>
             <wp:cNvGraphicFramePr>
               <a:graphicFrameLocks xmlns:a="http://schemas.openxmlformats.org/drawingml/2006/main" noChangeAspect="1"/>
             </wp:cNvGraphicFramePr>
@@ -436,7 +1895,7 @@
                   <pic:spPr>
                     <a:xfrm>
                       <a:off x="0" y="0"/>
-                      <a:ext cx="5121691" cy="1874029"/>
+                      <a:ext cx="5468923" cy="140303"/>
                     </a:xfrm>
                     <a:prstGeom prst="rect">
                       <a:avLst/>
@@ -456,13 +1915,24 @@
           <w:ilvl w:val="0"/>
           <w:numId w:val="1"/>
         </w:numPr>
-      </w:pPr>
-      <w:r>
+        <w:rPr>
+          <w:rFonts w:ascii="Times New Roman" w:hAnsi="Times New Roman" w:cs="Times New Roman"/>
+          <w:sz w:val="28"/>
+          <w:szCs w:val="28"/>
+        </w:rPr>
+      </w:pPr>
+      <w:r>
+        <w:rPr>
+          <w:rFonts w:ascii="Times New Roman" w:hAnsi="Times New Roman" w:cs="Times New Roman"/>
+          <w:noProof/>
+          <w:sz w:val="28"/>
+          <w:szCs w:val="28"/>
+        </w:rPr>
         <w:drawing>
-          <wp:inline distT="0" distB="0" distL="0" distR="0" wp14:anchorId="054C200B" wp14:editId="48699463">
-            <wp:extent cx="5069840" cy="288854"/>
-            <wp:effectExtent l="0" t="0" r="0" b="0"/>
-            <wp:docPr id="11" name="Рисунок 11"/>
+          <wp:inline distT="0" distB="0" distL="0" distR="0" wp14:anchorId="7116D202" wp14:editId="20ED48FE">
+            <wp:extent cx="5069840" cy="448184"/>
+            <wp:effectExtent l="0" t="0" r="0" b="9525"/>
+            <wp:docPr id="8" name="Рисунок 8"/>
             <wp:cNvGraphicFramePr>
               <a:graphicFrameLocks xmlns:a="http://schemas.openxmlformats.org/drawingml/2006/main" noChangeAspect="1"/>
             </wp:cNvGraphicFramePr>
@@ -482,7 +1952,7 @@
                   <pic:spPr>
                     <a:xfrm>
                       <a:off x="0" y="0"/>
-                      <a:ext cx="5326963" cy="303504"/>
+                      <a:ext cx="5137325" cy="454150"/>
                     </a:xfrm>
                     <a:prstGeom prst="rect">
                       <a:avLst/>
@@ -502,14 +1972,24 @@
           <w:ilvl w:val="0"/>
           <w:numId w:val="1"/>
         </w:numPr>
-      </w:pPr>
-      <w:r>
-        <w:lastRenderedPageBreak/>
+        <w:rPr>
+          <w:rFonts w:ascii="Times New Roman" w:hAnsi="Times New Roman" w:cs="Times New Roman"/>
+          <w:sz w:val="28"/>
+          <w:szCs w:val="28"/>
+        </w:rPr>
+      </w:pPr>
+      <w:r>
+        <w:rPr>
+          <w:rFonts w:ascii="Times New Roman" w:hAnsi="Times New Roman" w:cs="Times New Roman"/>
+          <w:noProof/>
+          <w:sz w:val="28"/>
+          <w:szCs w:val="28"/>
+        </w:rPr>
         <w:drawing>
-          <wp:inline distT="0" distB="0" distL="0" distR="0" wp14:anchorId="4DDD56B3" wp14:editId="3F53E9AB">
-            <wp:extent cx="4744112" cy="1505160"/>
-            <wp:effectExtent l="0" t="0" r="0" b="0"/>
-            <wp:docPr id="12" name="Рисунок 12"/>
+          <wp:inline distT="0" distB="0" distL="0" distR="0" wp14:anchorId="32590EEB" wp14:editId="1801F48D">
+            <wp:extent cx="5069840" cy="171253"/>
+            <wp:effectExtent l="0" t="0" r="0" b="635"/>
+            <wp:docPr id="9" name="Рисунок 9"/>
             <wp:cNvGraphicFramePr>
               <a:graphicFrameLocks xmlns:a="http://schemas.openxmlformats.org/drawingml/2006/main" noChangeAspect="1"/>
             </wp:cNvGraphicFramePr>
@@ -529,6 +2009,178 @@
                   <pic:spPr>
                     <a:xfrm>
                       <a:off x="0" y="0"/>
+                      <a:ext cx="5255164" cy="177513"/>
+                    </a:xfrm>
+                    <a:prstGeom prst="rect">
+                      <a:avLst/>
+                    </a:prstGeom>
+                  </pic:spPr>
+                </pic:pic>
+              </a:graphicData>
+            </a:graphic>
+          </wp:inline>
+        </w:drawing>
+      </w:r>
+    </w:p>
+    <w:p>
+      <w:pPr>
+        <w:pStyle w:val="a3"/>
+        <w:numPr>
+          <w:ilvl w:val="0"/>
+          <w:numId w:val="1"/>
+        </w:numPr>
+        <w:rPr>
+          <w:rFonts w:ascii="Times New Roman" w:hAnsi="Times New Roman" w:cs="Times New Roman"/>
+          <w:sz w:val="28"/>
+          <w:szCs w:val="28"/>
+        </w:rPr>
+      </w:pPr>
+      <w:r>
+        <w:rPr>
+          <w:rFonts w:ascii="Times New Roman" w:hAnsi="Times New Roman" w:cs="Times New Roman"/>
+          <w:noProof/>
+          <w:sz w:val="28"/>
+          <w:szCs w:val="28"/>
+        </w:rPr>
+        <w:drawing>
+          <wp:inline distT="0" distB="0" distL="0" distR="0" wp14:anchorId="48C6C565" wp14:editId="2A548761">
+            <wp:extent cx="5069840" cy="1855057"/>
+            <wp:effectExtent l="0" t="0" r="0" b="0"/>
+            <wp:docPr id="10" name="Рисунок 10"/>
+            <wp:cNvGraphicFramePr>
+              <a:graphicFrameLocks xmlns:a="http://schemas.openxmlformats.org/drawingml/2006/main" noChangeAspect="1"/>
+            </wp:cNvGraphicFramePr>
+            <a:graphic xmlns:a="http://schemas.openxmlformats.org/drawingml/2006/main">
+              <a:graphicData uri="http://schemas.openxmlformats.org/drawingml/2006/picture">
+                <pic:pic xmlns:pic="http://schemas.openxmlformats.org/drawingml/2006/picture">
+                  <pic:nvPicPr>
+                    <pic:cNvPr id="1" name=""/>
+                    <pic:cNvPicPr/>
+                  </pic:nvPicPr>
+                  <pic:blipFill>
+                    <a:blip r:embed="rId16"/>
+                    <a:stretch>
+                      <a:fillRect/>
+                    </a:stretch>
+                  </pic:blipFill>
+                  <pic:spPr>
+                    <a:xfrm>
+                      <a:off x="0" y="0"/>
+                      <a:ext cx="5121691" cy="1874029"/>
+                    </a:xfrm>
+                    <a:prstGeom prst="rect">
+                      <a:avLst/>
+                    </a:prstGeom>
+                  </pic:spPr>
+                </pic:pic>
+              </a:graphicData>
+            </a:graphic>
+          </wp:inline>
+        </w:drawing>
+      </w:r>
+    </w:p>
+    <w:p>
+      <w:pPr>
+        <w:pStyle w:val="a3"/>
+        <w:numPr>
+          <w:ilvl w:val="0"/>
+          <w:numId w:val="1"/>
+        </w:numPr>
+        <w:rPr>
+          <w:rFonts w:ascii="Times New Roman" w:hAnsi="Times New Roman" w:cs="Times New Roman"/>
+          <w:sz w:val="28"/>
+          <w:szCs w:val="28"/>
+        </w:rPr>
+      </w:pPr>
+      <w:r>
+        <w:rPr>
+          <w:rFonts w:ascii="Times New Roman" w:hAnsi="Times New Roman" w:cs="Times New Roman"/>
+          <w:noProof/>
+          <w:sz w:val="28"/>
+          <w:szCs w:val="28"/>
+        </w:rPr>
+        <w:drawing>
+          <wp:inline distT="0" distB="0" distL="0" distR="0" wp14:anchorId="054C200B" wp14:editId="48699463">
+            <wp:extent cx="5069840" cy="288854"/>
+            <wp:effectExtent l="0" t="0" r="0" b="0"/>
+            <wp:docPr id="11" name="Рисунок 11"/>
+            <wp:cNvGraphicFramePr>
+              <a:graphicFrameLocks xmlns:a="http://schemas.openxmlformats.org/drawingml/2006/main" noChangeAspect="1"/>
+            </wp:cNvGraphicFramePr>
+            <a:graphic xmlns:a="http://schemas.openxmlformats.org/drawingml/2006/main">
+              <a:graphicData uri="http://schemas.openxmlformats.org/drawingml/2006/picture">
+                <pic:pic xmlns:pic="http://schemas.openxmlformats.org/drawingml/2006/picture">
+                  <pic:nvPicPr>
+                    <pic:cNvPr id="1" name=""/>
+                    <pic:cNvPicPr/>
+                  </pic:nvPicPr>
+                  <pic:blipFill>
+                    <a:blip r:embed="rId17"/>
+                    <a:stretch>
+                      <a:fillRect/>
+                    </a:stretch>
+                  </pic:blipFill>
+                  <pic:spPr>
+                    <a:xfrm>
+                      <a:off x="0" y="0"/>
+                      <a:ext cx="5326963" cy="303504"/>
+                    </a:xfrm>
+                    <a:prstGeom prst="rect">
+                      <a:avLst/>
+                    </a:prstGeom>
+                  </pic:spPr>
+                </pic:pic>
+              </a:graphicData>
+            </a:graphic>
+          </wp:inline>
+        </w:drawing>
+      </w:r>
+    </w:p>
+    <w:p>
+      <w:pPr>
+        <w:pStyle w:val="a3"/>
+        <w:numPr>
+          <w:ilvl w:val="0"/>
+          <w:numId w:val="1"/>
+        </w:numPr>
+        <w:rPr>
+          <w:rFonts w:ascii="Times New Roman" w:hAnsi="Times New Roman" w:cs="Times New Roman"/>
+          <w:sz w:val="28"/>
+          <w:szCs w:val="28"/>
+        </w:rPr>
+      </w:pPr>
+      <w:r>
+        <w:rPr>
+          <w:rFonts w:ascii="Times New Roman" w:hAnsi="Times New Roman" w:cs="Times New Roman"/>
+          <w:noProof/>
+          <w:sz w:val="28"/>
+          <w:szCs w:val="28"/>
+        </w:rPr>
+        <w:lastRenderedPageBreak/>
+        <w:drawing>
+          <wp:inline distT="0" distB="0" distL="0" distR="0" wp14:anchorId="4DDD56B3" wp14:editId="3F53E9AB">
+            <wp:extent cx="4744112" cy="1505160"/>
+            <wp:effectExtent l="0" t="0" r="0" b="0"/>
+            <wp:docPr id="12" name="Рисунок 12"/>
+            <wp:cNvGraphicFramePr>
+              <a:graphicFrameLocks xmlns:a="http://schemas.openxmlformats.org/drawingml/2006/main" noChangeAspect="1"/>
+            </wp:cNvGraphicFramePr>
+            <a:graphic xmlns:a="http://schemas.openxmlformats.org/drawingml/2006/main">
+              <a:graphicData uri="http://schemas.openxmlformats.org/drawingml/2006/picture">
+                <pic:pic xmlns:pic="http://schemas.openxmlformats.org/drawingml/2006/picture">
+                  <pic:nvPicPr>
+                    <pic:cNvPr id="1" name=""/>
+                    <pic:cNvPicPr/>
+                  </pic:nvPicPr>
+                  <pic:blipFill>
+                    <a:blip r:embed="rId18"/>
+                    <a:stretch>
+                      <a:fillRect/>
+                    </a:stretch>
+                  </pic:blipFill>
+                  <pic:spPr>
+                    <a:xfrm>
+                      <a:off x="0" y="0"/>
                       <a:ext cx="4744112" cy="1505160"/>
                     </a:xfrm>
                     <a:prstGeom prst="rect">
@@ -541,12 +2193,793 @@
           </wp:inline>
         </w:drawing>
       </w:r>
-      <w:bookmarkStart w:id="0" w:name="_GoBack"/>
-      <w:bookmarkEnd w:id="0"/>
-    </w:p>
-    <w:p/>
-    <w:p/>
-    <w:p/>
+    </w:p>
+    <w:p>
+      <w:pPr>
+        <w:rPr>
+          <w:rFonts w:ascii="Times New Roman" w:hAnsi="Times New Roman" w:cs="Times New Roman"/>
+          <w:sz w:val="28"/>
+          <w:szCs w:val="28"/>
+        </w:rPr>
+      </w:pPr>
+      <w:r>
+        <w:rPr>
+          <w:rFonts w:ascii="Times New Roman" w:hAnsi="Times New Roman" w:cs="Times New Roman"/>
+          <w:sz w:val="28"/>
+          <w:szCs w:val="28"/>
+        </w:rPr>
+        <w:t xml:space="preserve">Задание </w:t>
+      </w:r>
+      <w:r>
+        <w:rPr>
+          <w:rFonts w:ascii="Times New Roman" w:hAnsi="Times New Roman" w:cs="Times New Roman"/>
+          <w:sz w:val="28"/>
+          <w:szCs w:val="28"/>
+          <w:lang w:val="en-US"/>
+        </w:rPr>
+        <w:t>2</w:t>
+      </w:r>
+    </w:p>
+    <w:p>
+      <w:pPr>
+        <w:pStyle w:val="a3"/>
+        <w:numPr>
+          <w:ilvl w:val="0"/>
+          <w:numId w:val="2"/>
+        </w:numPr>
+        <w:rPr>
+          <w:rFonts w:ascii="Times New Roman" w:hAnsi="Times New Roman" w:cs="Times New Roman"/>
+          <w:sz w:val="28"/>
+          <w:szCs w:val="28"/>
+          <w:lang w:val="en-US"/>
+        </w:rPr>
+      </w:pPr>
+      <w:r>
+        <w:rPr>
+          <w:rFonts w:ascii="Times New Roman" w:hAnsi="Times New Roman" w:cs="Times New Roman"/>
+          <w:sz w:val="28"/>
+          <w:szCs w:val="28"/>
+          <w:lang w:val="en-US"/>
+        </w:rPr>
+        <w:drawing>
+          <wp:inline distT="0" distB="0" distL="0" distR="0" wp14:anchorId="03A6A3CA" wp14:editId="69353234">
+            <wp:extent cx="2609850" cy="2559661"/>
+            <wp:effectExtent l="0" t="0" r="0" b="0"/>
+            <wp:docPr id="742221104" name="Рисунок 1"/>
+            <wp:cNvGraphicFramePr>
+              <a:graphicFrameLocks xmlns:a="http://schemas.openxmlformats.org/drawingml/2006/main" noChangeAspect="1"/>
+            </wp:cNvGraphicFramePr>
+            <a:graphic xmlns:a="http://schemas.openxmlformats.org/drawingml/2006/main">
+              <a:graphicData uri="http://schemas.openxmlformats.org/drawingml/2006/picture">
+                <pic:pic xmlns:pic="http://schemas.openxmlformats.org/drawingml/2006/picture">
+                  <pic:nvPicPr>
+                    <pic:cNvPr id="742221104" name=""/>
+                    <pic:cNvPicPr/>
+                  </pic:nvPicPr>
+                  <pic:blipFill>
+                    <a:blip r:embed="rId19"/>
+                    <a:stretch>
+                      <a:fillRect/>
+                    </a:stretch>
+                  </pic:blipFill>
+                  <pic:spPr>
+                    <a:xfrm>
+                      <a:off x="0" y="0"/>
+                      <a:ext cx="2615372" cy="2565077"/>
+                    </a:xfrm>
+                    <a:prstGeom prst="rect">
+                      <a:avLst/>
+                    </a:prstGeom>
+                  </pic:spPr>
+                </pic:pic>
+              </a:graphicData>
+            </a:graphic>
+          </wp:inline>
+        </w:drawing>
+      </w:r>
+    </w:p>
+    <w:p>
+      <w:pPr>
+        <w:pStyle w:val="a3"/>
+        <w:numPr>
+          <w:ilvl w:val="0"/>
+          <w:numId w:val="2"/>
+        </w:numPr>
+        <w:rPr>
+          <w:rFonts w:ascii="Times New Roman" w:hAnsi="Times New Roman" w:cs="Times New Roman"/>
+          <w:sz w:val="28"/>
+          <w:szCs w:val="28"/>
+          <w:lang w:val="en-US"/>
+        </w:rPr>
+      </w:pPr>
+      <w:r>
+        <w:rPr>
+          <w:rFonts w:ascii="Times New Roman" w:hAnsi="Times New Roman" w:cs="Times New Roman"/>
+          <w:sz w:val="28"/>
+          <w:szCs w:val="28"/>
+          <w:lang w:val="en-US"/>
+        </w:rPr>
+        <w:drawing>
+          <wp:inline distT="0" distB="0" distL="0" distR="0" wp14:anchorId="75E39EAE" wp14:editId="40F96F8A">
+            <wp:extent cx="4143375" cy="691374"/>
+            <wp:effectExtent l="0" t="0" r="0" b="0"/>
+            <wp:docPr id="154798358" name="Рисунок 1"/>
+            <wp:cNvGraphicFramePr>
+              <a:graphicFrameLocks xmlns:a="http://schemas.openxmlformats.org/drawingml/2006/main" noChangeAspect="1"/>
+            </wp:cNvGraphicFramePr>
+            <a:graphic xmlns:a="http://schemas.openxmlformats.org/drawingml/2006/main">
+              <a:graphicData uri="http://schemas.openxmlformats.org/drawingml/2006/picture">
+                <pic:pic xmlns:pic="http://schemas.openxmlformats.org/drawingml/2006/picture">
+                  <pic:nvPicPr>
+                    <pic:cNvPr id="154798358" name=""/>
+                    <pic:cNvPicPr/>
+                  </pic:nvPicPr>
+                  <pic:blipFill>
+                    <a:blip r:embed="rId20"/>
+                    <a:stretch>
+                      <a:fillRect/>
+                    </a:stretch>
+                  </pic:blipFill>
+                  <pic:spPr>
+                    <a:xfrm>
+                      <a:off x="0" y="0"/>
+                      <a:ext cx="4172252" cy="696192"/>
+                    </a:xfrm>
+                    <a:prstGeom prst="rect">
+                      <a:avLst/>
+                    </a:prstGeom>
+                  </pic:spPr>
+                </pic:pic>
+              </a:graphicData>
+            </a:graphic>
+          </wp:inline>
+        </w:drawing>
+      </w:r>
+    </w:p>
+    <w:p>
+      <w:pPr>
+        <w:pStyle w:val="a3"/>
+        <w:numPr>
+          <w:ilvl w:val="0"/>
+          <w:numId w:val="2"/>
+        </w:numPr>
+        <w:rPr>
+          <w:rFonts w:ascii="Times New Roman" w:hAnsi="Times New Roman" w:cs="Times New Roman"/>
+          <w:sz w:val="28"/>
+          <w:szCs w:val="28"/>
+          <w:lang w:val="en-US"/>
+        </w:rPr>
+      </w:pPr>
+      <w:r>
+        <w:rPr>
+          <w:rFonts w:ascii="Times New Roman" w:hAnsi="Times New Roman" w:cs="Times New Roman"/>
+          <w:sz w:val="28"/>
+          <w:szCs w:val="28"/>
+          <w:lang w:val="en-US"/>
+        </w:rPr>
+        <w:drawing>
+          <wp:inline distT="0" distB="0" distL="0" distR="0" wp14:anchorId="4E15D131" wp14:editId="5D997369">
+            <wp:extent cx="4143375" cy="975277"/>
+            <wp:effectExtent l="0" t="0" r="0" b="0"/>
+            <wp:docPr id="468488921" name="Рисунок 1"/>
+            <wp:cNvGraphicFramePr>
+              <a:graphicFrameLocks xmlns:a="http://schemas.openxmlformats.org/drawingml/2006/main" noChangeAspect="1"/>
+            </wp:cNvGraphicFramePr>
+            <a:graphic xmlns:a="http://schemas.openxmlformats.org/drawingml/2006/main">
+              <a:graphicData uri="http://schemas.openxmlformats.org/drawingml/2006/picture">
+                <pic:pic xmlns:pic="http://schemas.openxmlformats.org/drawingml/2006/picture">
+                  <pic:nvPicPr>
+                    <pic:cNvPr id="468488921" name=""/>
+                    <pic:cNvPicPr/>
+                  </pic:nvPicPr>
+                  <pic:blipFill>
+                    <a:blip r:embed="rId21"/>
+                    <a:stretch>
+                      <a:fillRect/>
+                    </a:stretch>
+                  </pic:blipFill>
+                  <pic:spPr>
+                    <a:xfrm>
+                      <a:off x="0" y="0"/>
+                      <a:ext cx="4152825" cy="977501"/>
+                    </a:xfrm>
+                    <a:prstGeom prst="rect">
+                      <a:avLst/>
+                    </a:prstGeom>
+                  </pic:spPr>
+                </pic:pic>
+              </a:graphicData>
+            </a:graphic>
+          </wp:inline>
+        </w:drawing>
+      </w:r>
+    </w:p>
+    <w:p>
+      <w:pPr>
+        <w:pStyle w:val="a3"/>
+        <w:numPr>
+          <w:ilvl w:val="0"/>
+          <w:numId w:val="2"/>
+        </w:numPr>
+        <w:rPr>
+          <w:rFonts w:ascii="Times New Roman" w:hAnsi="Times New Roman" w:cs="Times New Roman"/>
+          <w:sz w:val="28"/>
+          <w:szCs w:val="28"/>
+          <w:lang w:val="en-US"/>
+        </w:rPr>
+      </w:pPr>
+      <w:r>
+        <w:rPr>
+          <w:rFonts w:ascii="Times New Roman" w:hAnsi="Times New Roman" w:cs="Times New Roman"/>
+          <w:sz w:val="28"/>
+          <w:szCs w:val="28"/>
+          <w:lang w:val="en-US"/>
+        </w:rPr>
+        <w:drawing>
+          <wp:inline distT="0" distB="0" distL="0" distR="0" wp14:anchorId="335E7F25" wp14:editId="3139573C">
+            <wp:extent cx="4105275" cy="1060218"/>
+            <wp:effectExtent l="0" t="0" r="0" b="6985"/>
+            <wp:docPr id="1491392434" name="Рисунок 1"/>
+            <wp:cNvGraphicFramePr>
+              <a:graphicFrameLocks xmlns:a="http://schemas.openxmlformats.org/drawingml/2006/main" noChangeAspect="1"/>
+            </wp:cNvGraphicFramePr>
+            <a:graphic xmlns:a="http://schemas.openxmlformats.org/drawingml/2006/main">
+              <a:graphicData uri="http://schemas.openxmlformats.org/drawingml/2006/picture">
+                <pic:pic xmlns:pic="http://schemas.openxmlformats.org/drawingml/2006/picture">
+                  <pic:nvPicPr>
+                    <pic:cNvPr id="1491392434" name=""/>
+                    <pic:cNvPicPr/>
+                  </pic:nvPicPr>
+                  <pic:blipFill>
+                    <a:blip r:embed="rId22"/>
+                    <a:stretch>
+                      <a:fillRect/>
+                    </a:stretch>
+                  </pic:blipFill>
+                  <pic:spPr>
+                    <a:xfrm>
+                      <a:off x="0" y="0"/>
+                      <a:ext cx="4120998" cy="1064279"/>
+                    </a:xfrm>
+                    <a:prstGeom prst="rect">
+                      <a:avLst/>
+                    </a:prstGeom>
+                  </pic:spPr>
+                </pic:pic>
+              </a:graphicData>
+            </a:graphic>
+          </wp:inline>
+        </w:drawing>
+      </w:r>
+    </w:p>
+    <w:p>
+      <w:pPr>
+        <w:pStyle w:val="a3"/>
+        <w:numPr>
+          <w:ilvl w:val="0"/>
+          <w:numId w:val="2"/>
+        </w:numPr>
+        <w:rPr>
+          <w:rFonts w:ascii="Times New Roman" w:hAnsi="Times New Roman" w:cs="Times New Roman"/>
+          <w:sz w:val="28"/>
+          <w:szCs w:val="28"/>
+          <w:lang w:val="en-US"/>
+        </w:rPr>
+      </w:pPr>
+      <w:r>
+        <w:rPr>
+          <w:rFonts w:ascii="Times New Roman" w:hAnsi="Times New Roman" w:cs="Times New Roman"/>
+          <w:sz w:val="28"/>
+          <w:szCs w:val="28"/>
+          <w:lang w:val="en-US"/>
+        </w:rPr>
+        <w:drawing>
+          <wp:inline distT="0" distB="0" distL="0" distR="0" wp14:anchorId="09D5FFCA" wp14:editId="57A8CADC">
+            <wp:extent cx="4105275" cy="1388026"/>
+            <wp:effectExtent l="0" t="0" r="0" b="3175"/>
+            <wp:docPr id="1029680296" name="Рисунок 1"/>
+            <wp:cNvGraphicFramePr>
+              <a:graphicFrameLocks xmlns:a="http://schemas.openxmlformats.org/drawingml/2006/main" noChangeAspect="1"/>
+            </wp:cNvGraphicFramePr>
+            <a:graphic xmlns:a="http://schemas.openxmlformats.org/drawingml/2006/main">
+              <a:graphicData uri="http://schemas.openxmlformats.org/drawingml/2006/picture">
+                <pic:pic xmlns:pic="http://schemas.openxmlformats.org/drawingml/2006/picture">
+                  <pic:nvPicPr>
+                    <pic:cNvPr id="1029680296" name=""/>
+                    <pic:cNvPicPr/>
+                  </pic:nvPicPr>
+                  <pic:blipFill>
+                    <a:blip r:embed="rId23"/>
+                    <a:stretch>
+                      <a:fillRect/>
+                    </a:stretch>
+                  </pic:blipFill>
+                  <pic:spPr>
+                    <a:xfrm>
+                      <a:off x="0" y="0"/>
+                      <a:ext cx="4117090" cy="1392021"/>
+                    </a:xfrm>
+                    <a:prstGeom prst="rect">
+                      <a:avLst/>
+                    </a:prstGeom>
+                  </pic:spPr>
+                </pic:pic>
+              </a:graphicData>
+            </a:graphic>
+          </wp:inline>
+        </w:drawing>
+      </w:r>
+    </w:p>
+    <w:p>
+      <w:pPr>
+        <w:pStyle w:val="a3"/>
+        <w:numPr>
+          <w:ilvl w:val="0"/>
+          <w:numId w:val="2"/>
+        </w:numPr>
+        <w:rPr>
+          <w:rFonts w:ascii="Times New Roman" w:hAnsi="Times New Roman" w:cs="Times New Roman"/>
+          <w:sz w:val="28"/>
+          <w:szCs w:val="28"/>
+          <w:lang w:val="en-US"/>
+        </w:rPr>
+      </w:pPr>
+      <w:r>
+        <w:rPr>
+          <w:rFonts w:ascii="Times New Roman" w:hAnsi="Times New Roman" w:cs="Times New Roman"/>
+          <w:sz w:val="28"/>
+          <w:szCs w:val="28"/>
+          <w:lang w:val="en-US"/>
+        </w:rPr>
+        <w:drawing>
+          <wp:inline distT="0" distB="0" distL="0" distR="0" wp14:anchorId="0B6C9701" wp14:editId="4EB6FFD8">
+            <wp:extent cx="4324350" cy="137751"/>
+            <wp:effectExtent l="0" t="0" r="0" b="0"/>
+            <wp:docPr id="1240720923" name="Рисунок 1"/>
+            <wp:cNvGraphicFramePr>
+              <a:graphicFrameLocks xmlns:a="http://schemas.openxmlformats.org/drawingml/2006/main" noChangeAspect="1"/>
+            </wp:cNvGraphicFramePr>
+            <a:graphic xmlns:a="http://schemas.openxmlformats.org/drawingml/2006/main">
+              <a:graphicData uri="http://schemas.openxmlformats.org/drawingml/2006/picture">
+                <pic:pic xmlns:pic="http://schemas.openxmlformats.org/drawingml/2006/picture">
+                  <pic:nvPicPr>
+                    <pic:cNvPr id="1240720923" name=""/>
+                    <pic:cNvPicPr/>
+                  </pic:nvPicPr>
+                  <pic:blipFill>
+                    <a:blip r:embed="rId24"/>
+                    <a:stretch>
+                      <a:fillRect/>
+                    </a:stretch>
+                  </pic:blipFill>
+                  <pic:spPr>
+                    <a:xfrm>
+                      <a:off x="0" y="0"/>
+                      <a:ext cx="4489839" cy="143023"/>
+                    </a:xfrm>
+                    <a:prstGeom prst="rect">
+                      <a:avLst/>
+                    </a:prstGeom>
+                  </pic:spPr>
+                </pic:pic>
+              </a:graphicData>
+            </a:graphic>
+          </wp:inline>
+        </w:drawing>
+      </w:r>
+    </w:p>
+    <w:p>
+      <w:pPr>
+        <w:pStyle w:val="a3"/>
+        <w:numPr>
+          <w:ilvl w:val="0"/>
+          <w:numId w:val="2"/>
+        </w:numPr>
+        <w:rPr>
+          <w:rFonts w:ascii="Times New Roman" w:hAnsi="Times New Roman" w:cs="Times New Roman"/>
+          <w:sz w:val="28"/>
+          <w:szCs w:val="28"/>
+          <w:lang w:val="en-US"/>
+        </w:rPr>
+      </w:pPr>
+      <w:r>
+        <w:rPr>
+          <w:rFonts w:ascii="Times New Roman" w:hAnsi="Times New Roman" w:cs="Times New Roman"/>
+          <w:sz w:val="28"/>
+          <w:szCs w:val="28"/>
+          <w:lang w:val="en-US"/>
+        </w:rPr>
+        <w:drawing>
+          <wp:inline distT="0" distB="0" distL="0" distR="0" wp14:anchorId="7E233C6D" wp14:editId="712B63FF">
+            <wp:extent cx="4324350" cy="118798"/>
+            <wp:effectExtent l="0" t="0" r="0" b="0"/>
+            <wp:docPr id="125991301" name="Рисунок 1"/>
+            <wp:cNvGraphicFramePr>
+              <a:graphicFrameLocks xmlns:a="http://schemas.openxmlformats.org/drawingml/2006/main" noChangeAspect="1"/>
+            </wp:cNvGraphicFramePr>
+            <a:graphic xmlns:a="http://schemas.openxmlformats.org/drawingml/2006/main">
+              <a:graphicData uri="http://schemas.openxmlformats.org/drawingml/2006/picture">
+                <pic:pic xmlns:pic="http://schemas.openxmlformats.org/drawingml/2006/picture">
+                  <pic:nvPicPr>
+                    <pic:cNvPr id="125991301" name=""/>
+                    <pic:cNvPicPr/>
+                  </pic:nvPicPr>
+                  <pic:blipFill>
+                    <a:blip r:embed="rId25"/>
+                    <a:stretch>
+                      <a:fillRect/>
+                    </a:stretch>
+                  </pic:blipFill>
+                  <pic:spPr>
+                    <a:xfrm>
+                      <a:off x="0" y="0"/>
+                      <a:ext cx="4477265" cy="122999"/>
+                    </a:xfrm>
+                    <a:prstGeom prst="rect">
+                      <a:avLst/>
+                    </a:prstGeom>
+                  </pic:spPr>
+                </pic:pic>
+              </a:graphicData>
+            </a:graphic>
+          </wp:inline>
+        </w:drawing>
+      </w:r>
+    </w:p>
+    <w:p>
+      <w:pPr>
+        <w:rPr>
+          <w:rFonts w:ascii="Times New Roman" w:hAnsi="Times New Roman" w:cs="Times New Roman"/>
+          <w:sz w:val="28"/>
+          <w:szCs w:val="28"/>
+        </w:rPr>
+      </w:pPr>
+      <w:r>
+        <w:rPr>
+          <w:rFonts w:ascii="Times New Roman" w:hAnsi="Times New Roman" w:cs="Times New Roman"/>
+          <w:sz w:val="28"/>
+          <w:szCs w:val="28"/>
+        </w:rPr>
+        <w:lastRenderedPageBreak/>
+        <w:t>Задание 3</w:t>
+      </w:r>
+    </w:p>
+    <w:p>
+      <w:pPr>
+        <w:pStyle w:val="a3"/>
+        <w:numPr>
+          <w:ilvl w:val="0"/>
+          <w:numId w:val="3"/>
+        </w:numPr>
+        <w:rPr>
+          <w:rFonts w:ascii="Times New Roman" w:hAnsi="Times New Roman" w:cs="Times New Roman"/>
+          <w:sz w:val="28"/>
+          <w:szCs w:val="28"/>
+        </w:rPr>
+      </w:pPr>
+      <w:r>
+        <w:rPr>
+          <w:rFonts w:ascii="Times New Roman" w:hAnsi="Times New Roman" w:cs="Times New Roman"/>
+          <w:sz w:val="28"/>
+          <w:szCs w:val="28"/>
+        </w:rPr>
+        <w:drawing>
+          <wp:inline distT="0" distB="0" distL="0" distR="0" wp14:anchorId="0EB32674" wp14:editId="77E3CB62">
+            <wp:extent cx="3148641" cy="1751473"/>
+            <wp:effectExtent l="0" t="0" r="0" b="1270"/>
+            <wp:docPr id="281618394" name="Рисунок 1"/>
+            <wp:cNvGraphicFramePr>
+              <a:graphicFrameLocks xmlns:a="http://schemas.openxmlformats.org/drawingml/2006/main" noChangeAspect="1"/>
+            </wp:cNvGraphicFramePr>
+            <a:graphic xmlns:a="http://schemas.openxmlformats.org/drawingml/2006/main">
+              <a:graphicData uri="http://schemas.openxmlformats.org/drawingml/2006/picture">
+                <pic:pic xmlns:pic="http://schemas.openxmlformats.org/drawingml/2006/picture">
+                  <pic:nvPicPr>
+                    <pic:cNvPr id="281618394" name=""/>
+                    <pic:cNvPicPr/>
+                  </pic:nvPicPr>
+                  <pic:blipFill>
+                    <a:blip r:embed="rId26"/>
+                    <a:stretch>
+                      <a:fillRect/>
+                    </a:stretch>
+                  </pic:blipFill>
+                  <pic:spPr>
+                    <a:xfrm>
+                      <a:off x="0" y="0"/>
+                      <a:ext cx="3151647" cy="1753145"/>
+                    </a:xfrm>
+                    <a:prstGeom prst="rect">
+                      <a:avLst/>
+                    </a:prstGeom>
+                  </pic:spPr>
+                </pic:pic>
+              </a:graphicData>
+            </a:graphic>
+          </wp:inline>
+        </w:drawing>
+      </w:r>
+    </w:p>
+    <w:p>
+      <w:pPr>
+        <w:pStyle w:val="a3"/>
+        <w:numPr>
+          <w:ilvl w:val="0"/>
+          <w:numId w:val="3"/>
+        </w:numPr>
+        <w:rPr>
+          <w:rFonts w:ascii="Times New Roman" w:hAnsi="Times New Roman" w:cs="Times New Roman"/>
+          <w:sz w:val="28"/>
+          <w:szCs w:val="28"/>
+        </w:rPr>
+      </w:pPr>
+      <w:r>
+        <w:rPr>
+          <w:rFonts w:ascii="Times New Roman" w:hAnsi="Times New Roman" w:cs="Times New Roman"/>
+          <w:sz w:val="28"/>
+          <w:szCs w:val="28"/>
+        </w:rPr>
+        <w:drawing>
+          <wp:inline distT="0" distB="0" distL="0" distR="0" wp14:anchorId="66FB2E43" wp14:editId="4DD95135">
+            <wp:extent cx="3135384" cy="1889185"/>
+            <wp:effectExtent l="0" t="0" r="8255" b="0"/>
+            <wp:docPr id="1695767118" name="Рисунок 1"/>
+            <wp:cNvGraphicFramePr>
+              <a:graphicFrameLocks xmlns:a="http://schemas.openxmlformats.org/drawingml/2006/main" noChangeAspect="1"/>
+            </wp:cNvGraphicFramePr>
+            <a:graphic xmlns:a="http://schemas.openxmlformats.org/drawingml/2006/main">
+              <a:graphicData uri="http://schemas.openxmlformats.org/drawingml/2006/picture">
+                <pic:pic xmlns:pic="http://schemas.openxmlformats.org/drawingml/2006/picture">
+                  <pic:nvPicPr>
+                    <pic:cNvPr id="1695767118" name=""/>
+                    <pic:cNvPicPr/>
+                  </pic:nvPicPr>
+                  <pic:blipFill>
+                    <a:blip r:embed="rId27"/>
+                    <a:stretch>
+                      <a:fillRect/>
+                    </a:stretch>
+                  </pic:blipFill>
+                  <pic:spPr>
+                    <a:xfrm>
+                      <a:off x="0" y="0"/>
+                      <a:ext cx="3142262" cy="1893329"/>
+                    </a:xfrm>
+                    <a:prstGeom prst="rect">
+                      <a:avLst/>
+                    </a:prstGeom>
+                  </pic:spPr>
+                </pic:pic>
+              </a:graphicData>
+            </a:graphic>
+          </wp:inline>
+        </w:drawing>
+      </w:r>
+    </w:p>
+    <w:p>
+      <w:pPr>
+        <w:pStyle w:val="a3"/>
+        <w:numPr>
+          <w:ilvl w:val="0"/>
+          <w:numId w:val="3"/>
+        </w:numPr>
+        <w:rPr>
+          <w:rFonts w:ascii="Times New Roman" w:hAnsi="Times New Roman" w:cs="Times New Roman"/>
+          <w:sz w:val="28"/>
+          <w:szCs w:val="28"/>
+        </w:rPr>
+      </w:pPr>
+      <w:r>
+        <w:rPr>
+          <w:rFonts w:ascii="Times New Roman" w:hAnsi="Times New Roman" w:cs="Times New Roman"/>
+          <w:sz w:val="28"/>
+          <w:szCs w:val="28"/>
+        </w:rPr>
+        <w:drawing>
+          <wp:inline distT="0" distB="0" distL="0" distR="0" wp14:anchorId="4B407DB6" wp14:editId="04239433">
+            <wp:extent cx="2981741" cy="762106"/>
+            <wp:effectExtent l="0" t="0" r="9525" b="0"/>
+            <wp:docPr id="85976002" name="Рисунок 1"/>
+            <wp:cNvGraphicFramePr>
+              <a:graphicFrameLocks xmlns:a="http://schemas.openxmlformats.org/drawingml/2006/main" noChangeAspect="1"/>
+            </wp:cNvGraphicFramePr>
+            <a:graphic xmlns:a="http://schemas.openxmlformats.org/drawingml/2006/main">
+              <a:graphicData uri="http://schemas.openxmlformats.org/drawingml/2006/picture">
+                <pic:pic xmlns:pic="http://schemas.openxmlformats.org/drawingml/2006/picture">
+                  <pic:nvPicPr>
+                    <pic:cNvPr id="85976002" name=""/>
+                    <pic:cNvPicPr/>
+                  </pic:nvPicPr>
+                  <pic:blipFill>
+                    <a:blip r:embed="rId28"/>
+                    <a:stretch>
+                      <a:fillRect/>
+                    </a:stretch>
+                  </pic:blipFill>
+                  <pic:spPr>
+                    <a:xfrm>
+                      <a:off x="0" y="0"/>
+                      <a:ext cx="2981741" cy="762106"/>
+                    </a:xfrm>
+                    <a:prstGeom prst="rect">
+                      <a:avLst/>
+                    </a:prstGeom>
+                  </pic:spPr>
+                </pic:pic>
+              </a:graphicData>
+            </a:graphic>
+          </wp:inline>
+        </w:drawing>
+      </w:r>
+    </w:p>
+    <w:p>
+      <w:pPr>
+        <w:pStyle w:val="a3"/>
+        <w:numPr>
+          <w:ilvl w:val="0"/>
+          <w:numId w:val="3"/>
+        </w:numPr>
+        <w:rPr>
+          <w:rFonts w:ascii="Times New Roman" w:hAnsi="Times New Roman" w:cs="Times New Roman"/>
+          <w:sz w:val="28"/>
+          <w:szCs w:val="28"/>
+        </w:rPr>
+      </w:pPr>
+      <w:r>
+        <w:rPr>
+          <w:rFonts w:ascii="Times New Roman" w:hAnsi="Times New Roman" w:cs="Times New Roman"/>
+          <w:sz w:val="28"/>
+          <w:szCs w:val="28"/>
+        </w:rPr>
+        <w:drawing>
+          <wp:inline distT="0" distB="0" distL="0" distR="0" wp14:anchorId="34FE91C2" wp14:editId="252A878F">
+            <wp:extent cx="2962688" cy="181000"/>
+            <wp:effectExtent l="0" t="0" r="9525" b="9525"/>
+            <wp:docPr id="1064907306" name="Рисунок 1"/>
+            <wp:cNvGraphicFramePr>
+              <a:graphicFrameLocks xmlns:a="http://schemas.openxmlformats.org/drawingml/2006/main" noChangeAspect="1"/>
+            </wp:cNvGraphicFramePr>
+            <a:graphic xmlns:a="http://schemas.openxmlformats.org/drawingml/2006/main">
+              <a:graphicData uri="http://schemas.openxmlformats.org/drawingml/2006/picture">
+                <pic:pic xmlns:pic="http://schemas.openxmlformats.org/drawingml/2006/picture">
+                  <pic:nvPicPr>
+                    <pic:cNvPr id="1064907306" name=""/>
+                    <pic:cNvPicPr/>
+                  </pic:nvPicPr>
+                  <pic:blipFill>
+                    <a:blip r:embed="rId29"/>
+                    <a:stretch>
+                      <a:fillRect/>
+                    </a:stretch>
+                  </pic:blipFill>
+                  <pic:spPr>
+                    <a:xfrm>
+                      <a:off x="0" y="0"/>
+                      <a:ext cx="2962688" cy="181000"/>
+                    </a:xfrm>
+                    <a:prstGeom prst="rect">
+                      <a:avLst/>
+                    </a:prstGeom>
+                  </pic:spPr>
+                </pic:pic>
+              </a:graphicData>
+            </a:graphic>
+          </wp:inline>
+        </w:drawing>
+      </w:r>
+    </w:p>
+    <w:p>
+      <w:pPr>
+        <w:pStyle w:val="a3"/>
+        <w:numPr>
+          <w:ilvl w:val="0"/>
+          <w:numId w:val="3"/>
+        </w:numPr>
+        <w:rPr>
+          <w:rFonts w:ascii="Times New Roman" w:hAnsi="Times New Roman" w:cs="Times New Roman"/>
+          <w:sz w:val="28"/>
+          <w:szCs w:val="28"/>
+        </w:rPr>
+      </w:pPr>
+      <w:r>
+        <w:rPr>
+          <w:rFonts w:ascii="Times New Roman" w:hAnsi="Times New Roman" w:cs="Times New Roman"/>
+          <w:sz w:val="28"/>
+          <w:szCs w:val="28"/>
+        </w:rPr>
+        <w:drawing>
+          <wp:inline distT="0" distB="0" distL="0" distR="0" wp14:anchorId="3FFF2F6B" wp14:editId="088A08C3">
+            <wp:extent cx="4695823" cy="171450"/>
+            <wp:effectExtent l="0" t="0" r="0" b="0"/>
+            <wp:docPr id="1612261863" name="Рисунок 1"/>
+            <wp:cNvGraphicFramePr>
+              <a:graphicFrameLocks xmlns:a="http://schemas.openxmlformats.org/drawingml/2006/main" noChangeAspect="1"/>
+            </wp:cNvGraphicFramePr>
+            <a:graphic xmlns:a="http://schemas.openxmlformats.org/drawingml/2006/main">
+              <a:graphicData uri="http://schemas.openxmlformats.org/drawingml/2006/picture">
+                <pic:pic xmlns:pic="http://schemas.openxmlformats.org/drawingml/2006/picture">
+                  <pic:nvPicPr>
+                    <pic:cNvPr id="1612261863" name=""/>
+                    <pic:cNvPicPr/>
+                  </pic:nvPicPr>
+                  <pic:blipFill>
+                    <a:blip r:embed="rId30"/>
+                    <a:stretch>
+                      <a:fillRect/>
+                    </a:stretch>
+                  </pic:blipFill>
+                  <pic:spPr>
+                    <a:xfrm>
+                      <a:off x="0" y="0"/>
+                      <a:ext cx="4794471" cy="175052"/>
+                    </a:xfrm>
+                    <a:prstGeom prst="rect">
+                      <a:avLst/>
+                    </a:prstGeom>
+                  </pic:spPr>
+                </pic:pic>
+              </a:graphicData>
+            </a:graphic>
+          </wp:inline>
+        </w:drawing>
+      </w:r>
+    </w:p>
+    <w:p>
+      <w:pPr>
+        <w:pStyle w:val="a3"/>
+        <w:numPr>
+          <w:ilvl w:val="0"/>
+          <w:numId w:val="3"/>
+        </w:numPr>
+        <w:rPr>
+          <w:rFonts w:ascii="Times New Roman" w:hAnsi="Times New Roman" w:cs="Times New Roman"/>
+          <w:sz w:val="28"/>
+          <w:szCs w:val="28"/>
+        </w:rPr>
+      </w:pPr>
+      <w:r>
+        <w:rPr>
+          <w:rFonts w:ascii="Times New Roman" w:hAnsi="Times New Roman" w:cs="Times New Roman"/>
+          <w:sz w:val="28"/>
+          <w:szCs w:val="28"/>
+        </w:rPr>
+        <w:drawing>
+          <wp:inline distT="0" distB="0" distL="0" distR="0" wp14:anchorId="1BDB3989" wp14:editId="443AFDFD">
+            <wp:extent cx="3029373" cy="161948"/>
+            <wp:effectExtent l="0" t="0" r="0" b="9525"/>
+            <wp:docPr id="197726421" name="Рисунок 1"/>
+            <wp:cNvGraphicFramePr>
+              <a:graphicFrameLocks xmlns:a="http://schemas.openxmlformats.org/drawingml/2006/main" noChangeAspect="1"/>
+            </wp:cNvGraphicFramePr>
+            <a:graphic xmlns:a="http://schemas.openxmlformats.org/drawingml/2006/main">
+              <a:graphicData uri="http://schemas.openxmlformats.org/drawingml/2006/picture">
+                <pic:pic xmlns:pic="http://schemas.openxmlformats.org/drawingml/2006/picture">
+                  <pic:nvPicPr>
+                    <pic:cNvPr id="197726421" name=""/>
+                    <pic:cNvPicPr/>
+                  </pic:nvPicPr>
+                  <pic:blipFill>
+                    <a:blip r:embed="rId31"/>
+                    <a:stretch>
+                      <a:fillRect/>
+                    </a:stretch>
+                  </pic:blipFill>
+                  <pic:spPr>
+                    <a:xfrm>
+                      <a:off x="0" y="0"/>
+                      <a:ext cx="3029373" cy="161948"/>
+                    </a:xfrm>
+                    <a:prstGeom prst="rect">
+                      <a:avLst/>
+                    </a:prstGeom>
+                  </pic:spPr>
+                </pic:pic>
+              </a:graphicData>
+            </a:graphic>
+          </wp:inline>
+        </w:drawing>
+      </w:r>
+    </w:p>
     <w:sectPr>
       <w:pgSz w:w="11906" w:h="16838"/>
       <w:pgMar w:top="1134" w:right="850" w:bottom="1134" w:left="1701" w:header="708" w:footer="708" w:gutter="0"/>
@@ -558,8 +2991,632 @@
 </file>
 
 <file path=word/numbering.xml><?xml version="1.0" encoding="utf-8"?>
-<w:numbering xmlns:wpc="http://schemas.microsoft.com/office/word/2010/wordprocessingCanvas" xmlns:cx="http://schemas.microsoft.com/office/drawing/2014/chartex" xmlns:cx1="http://schemas.microsoft.com/office/drawing/2015/9/8/chartex" xmlns:cx2="http://schemas.microsoft.com/office/drawing/2015/10/21/chartex" xmlns:cx3="http://schemas.microsoft.com/office/drawing/2016/5/9/chartex" xmlns:cx4="http://schemas.microsoft.com/office/drawing/2016/5/10/chartex" xmlns:cx5="http://schemas.microsoft.com/office/drawing/2016/5/11/chartex" xmlns:cx6="http://schemas.microsoft.com/office/drawing/2016/5/12/chartex" xmlns:cx7="http://schemas.microsoft.com/office/drawing/2016/5/13/chartex" xmlns:cx8="http://schemas.microsoft.com/office/drawing/2016/5/14/chartex" xmlns:mc="http://schemas.openxmlformats.org/markup-compatibility/2006" xmlns:aink="http://schemas.microsoft.com/office/drawing/2016/ink" xmlns:am3d="http://schemas.microsoft.com/office/drawing/2017/model3d" xmlns:o="urn:schemas-microsoft-com:office:office" xmlns:r="http://schemas.openxmlformats.org/officeDocument/2006/relationships" xmlns:m="http://schemas.openxmlformats.org/officeDocument/2006/math" xmlns:v="urn:schemas-microsoft-com:vml" xmlns:wp14="http://schemas.microsoft.com/office/word/2010/wordprocessingDrawing" xmlns:wp="http://schemas.openxmlformats.org/drawingml/2006/wordprocessingDrawing" xmlns:w10="urn:schemas-microsoft-com:office:word" xmlns:w="http://schemas.openxmlformats.org/wordprocessingml/2006/main" xmlns:w14="http://schemas.microsoft.com/office/word/2010/wordml" xmlns:w15="http://schemas.microsoft.com/office/word/2012/wordml" xmlns:w16cid="http://schemas.microsoft.com/office/word/2016/wordml/cid" xmlns:w16se="http://schemas.microsoft.com/office/word/2015/wordml/symex" xmlns:wpg="http://schemas.microsoft.com/office/word/2010/wordprocessingGroup" xmlns:wpi="http://schemas.microsoft.com/office/word/2010/wordprocessingInk" xmlns:wne="http://schemas.microsoft.com/office/word/2006/wordml" xmlns:wps="http://schemas.microsoft.com/office/word/2010/wordprocessingShape" mc:Ignorable="w14 w15 w16se w16cid wp14">
+<w:numbering xmlns:wpc="http://schemas.microsoft.com/office/word/2010/wordprocessingCanvas" xmlns:cx="http://schemas.microsoft.com/office/drawing/2014/chartex" xmlns:cx1="http://schemas.microsoft.com/office/drawing/2015/9/8/chartex" xmlns:cx2="http://schemas.microsoft.com/office/drawing/2015/10/21/chartex" xmlns:cx3="http://schemas.microsoft.com/office/drawing/2016/5/9/chartex" xmlns:cx4="http://schemas.microsoft.com/office/drawing/2016/5/10/chartex" xmlns:cx5="http://schemas.microsoft.com/office/drawing/2016/5/11/chartex" xmlns:cx6="http://schemas.microsoft.com/office/drawing/2016/5/12/chartex" xmlns:cx7="http://schemas.microsoft.com/office/drawing/2016/5/13/chartex" xmlns:cx8="http://schemas.microsoft.com/office/drawing/2016/5/14/chartex" xmlns:mc="http://schemas.openxmlformats.org/markup-compatibility/2006" xmlns:aink="http://schemas.microsoft.com/office/drawing/2016/ink" xmlns:am3d="http://schemas.microsoft.com/office/drawing/2017/model3d" xmlns:o="urn:schemas-microsoft-com:office:office" xmlns:oel="http://schemas.microsoft.com/office/2019/extlst" xmlns:r="http://schemas.openxmlformats.org/officeDocument/2006/relationships" xmlns:m="http://schemas.openxmlformats.org/officeDocument/2006/math" xmlns:v="urn:schemas-microsoft-com:vml" xmlns:wp14="http://schemas.microsoft.com/office/word/2010/wordprocessingDrawing" xmlns:wp="http://schemas.openxmlformats.org/drawingml/2006/wordprocessingDrawing" xmlns:w10="urn:schemas-microsoft-com:office:word" xmlns:w="http://schemas.openxmlformats.org/wordprocessingml/2006/main" xmlns:w14="http://schemas.microsoft.com/office/word/2010/wordml" xmlns:w15="http://schemas.microsoft.com/office/word/2012/wordml" xmlns:w16cex="http://schemas.microsoft.com/office/word/2018/wordml/cex" xmlns:w16cid="http://schemas.microsoft.com/office/word/2016/wordml/cid" xmlns:w16="http://schemas.microsoft.com/office/word/2018/wordml" xmlns:w16du="http://schemas.microsoft.com/office/word/2023/wordml/word16du" xmlns:w16sdtdh="http://schemas.microsoft.com/office/word/2020/wordml/sdtdatahash" xmlns:w16sdtfl="http://schemas.microsoft.com/office/word/2024/wordml/sdtformatlock" xmlns:w16se="http://schemas.microsoft.com/office/word/2015/wordml/symex" xmlns:wpg="http://schemas.microsoft.com/office/word/2010/wordprocessingGroup" xmlns:wpi="http://schemas.microsoft.com/office/word/2010/wordprocessingInk" xmlns:wne="http://schemas.microsoft.com/office/word/2006/wordml" xmlns:wps="http://schemas.microsoft.com/office/word/2010/wordprocessingShape" mc:Ignorable="w14 w15 w16se w16cid w16 w16cex w16sdtdh w16sdtfl w16du wp14">
   <w:abstractNum w:abstractNumId="0" w15:restartNumberingAfterBreak="0">
+    <w:nsid w:val="07FF699A"/>
+    <w:multiLevelType w:val="multilevel"/>
+    <w:tmpl w:val="2B28053E"/>
+    <w:lvl w:ilvl="0">
+      <w:start w:val="3"/>
+      <w:numFmt w:val="decimal"/>
+      <w:lvlText w:val="%1."/>
+      <w:lvlJc w:val="left"/>
+      <w:pPr>
+        <w:tabs>
+          <w:tab w:val="num" w:pos="720"/>
+        </w:tabs>
+        <w:ind w:left="720" w:hanging="360"/>
+      </w:pPr>
+    </w:lvl>
+    <w:lvl w:ilvl="1" w:tentative="1">
+      <w:start w:val="1"/>
+      <w:numFmt w:val="decimal"/>
+      <w:lvlText w:val="%2."/>
+      <w:lvlJc w:val="left"/>
+      <w:pPr>
+        <w:tabs>
+          <w:tab w:val="num" w:pos="1440"/>
+        </w:tabs>
+        <w:ind w:left="1440" w:hanging="360"/>
+      </w:pPr>
+    </w:lvl>
+    <w:lvl w:ilvl="2" w:tentative="1">
+      <w:start w:val="1"/>
+      <w:numFmt w:val="decimal"/>
+      <w:lvlText w:val="%3."/>
+      <w:lvlJc w:val="left"/>
+      <w:pPr>
+        <w:tabs>
+          <w:tab w:val="num" w:pos="2160"/>
+        </w:tabs>
+        <w:ind w:left="2160" w:hanging="360"/>
+      </w:pPr>
+    </w:lvl>
+    <w:lvl w:ilvl="3" w:tentative="1">
+      <w:start w:val="1"/>
+      <w:numFmt w:val="decimal"/>
+      <w:lvlText w:val="%4."/>
+      <w:lvlJc w:val="left"/>
+      <w:pPr>
+        <w:tabs>
+          <w:tab w:val="num" w:pos="2880"/>
+        </w:tabs>
+        <w:ind w:left="2880" w:hanging="360"/>
+      </w:pPr>
+    </w:lvl>
+    <w:lvl w:ilvl="4" w:tentative="1">
+      <w:start w:val="1"/>
+      <w:numFmt w:val="decimal"/>
+      <w:lvlText w:val="%5."/>
+      <w:lvlJc w:val="left"/>
+      <w:pPr>
+        <w:tabs>
+          <w:tab w:val="num" w:pos="3600"/>
+        </w:tabs>
+        <w:ind w:left="3600" w:hanging="360"/>
+      </w:pPr>
+    </w:lvl>
+    <w:lvl w:ilvl="5" w:tentative="1">
+      <w:start w:val="1"/>
+      <w:numFmt w:val="decimal"/>
+      <w:lvlText w:val="%6."/>
+      <w:lvlJc w:val="left"/>
+      <w:pPr>
+        <w:tabs>
+          <w:tab w:val="num" w:pos="4320"/>
+        </w:tabs>
+        <w:ind w:left="4320" w:hanging="360"/>
+      </w:pPr>
+    </w:lvl>
+    <w:lvl w:ilvl="6" w:tentative="1">
+      <w:start w:val="1"/>
+      <w:numFmt w:val="decimal"/>
+      <w:lvlText w:val="%7."/>
+      <w:lvlJc w:val="left"/>
+      <w:pPr>
+        <w:tabs>
+          <w:tab w:val="num" w:pos="5040"/>
+        </w:tabs>
+        <w:ind w:left="5040" w:hanging="360"/>
+      </w:pPr>
+    </w:lvl>
+    <w:lvl w:ilvl="7" w:tentative="1">
+      <w:start w:val="1"/>
+      <w:numFmt w:val="decimal"/>
+      <w:lvlText w:val="%8."/>
+      <w:lvlJc w:val="left"/>
+      <w:pPr>
+        <w:tabs>
+          <w:tab w:val="num" w:pos="5760"/>
+        </w:tabs>
+        <w:ind w:left="5760" w:hanging="360"/>
+      </w:pPr>
+    </w:lvl>
+    <w:lvl w:ilvl="8" w:tentative="1">
+      <w:start w:val="1"/>
+      <w:numFmt w:val="decimal"/>
+      <w:lvlText w:val="%9."/>
+      <w:lvlJc w:val="left"/>
+      <w:pPr>
+        <w:tabs>
+          <w:tab w:val="num" w:pos="6480"/>
+        </w:tabs>
+        <w:ind w:left="6480" w:hanging="360"/>
+      </w:pPr>
+    </w:lvl>
+  </w:abstractNum>
+  <w:abstractNum w:abstractNumId="1" w15:restartNumberingAfterBreak="0">
+    <w:nsid w:val="28667A6C"/>
+    <w:multiLevelType w:val="hybridMultilevel"/>
+    <w:tmpl w:val="8D14ACCE"/>
+    <w:lvl w:ilvl="0" w:tplc="0419000F">
+      <w:start w:val="1"/>
+      <w:numFmt w:val="decimal"/>
+      <w:lvlText w:val="%1."/>
+      <w:lvlJc w:val="left"/>
+      <w:pPr>
+        <w:ind w:left="720" w:hanging="360"/>
+      </w:pPr>
+    </w:lvl>
+    <w:lvl w:ilvl="1" w:tplc="04190019" w:tentative="1">
+      <w:start w:val="1"/>
+      <w:numFmt w:val="lowerLetter"/>
+      <w:lvlText w:val="%2."/>
+      <w:lvlJc w:val="left"/>
+      <w:pPr>
+        <w:ind w:left="1440" w:hanging="360"/>
+      </w:pPr>
+    </w:lvl>
+    <w:lvl w:ilvl="2" w:tplc="0419001B" w:tentative="1">
+      <w:start w:val="1"/>
+      <w:numFmt w:val="lowerRoman"/>
+      <w:lvlText w:val="%3."/>
+      <w:lvlJc w:val="right"/>
+      <w:pPr>
+        <w:ind w:left="2160" w:hanging="180"/>
+      </w:pPr>
+    </w:lvl>
+    <w:lvl w:ilvl="3" w:tplc="0419000F" w:tentative="1">
+      <w:start w:val="1"/>
+      <w:numFmt w:val="decimal"/>
+      <w:lvlText w:val="%4."/>
+      <w:lvlJc w:val="left"/>
+      <w:pPr>
+        <w:ind w:left="2880" w:hanging="360"/>
+      </w:pPr>
+    </w:lvl>
+    <w:lvl w:ilvl="4" w:tplc="04190019" w:tentative="1">
+      <w:start w:val="1"/>
+      <w:numFmt w:val="lowerLetter"/>
+      <w:lvlText w:val="%5."/>
+      <w:lvlJc w:val="left"/>
+      <w:pPr>
+        <w:ind w:left="3600" w:hanging="360"/>
+      </w:pPr>
+    </w:lvl>
+    <w:lvl w:ilvl="5" w:tplc="0419001B" w:tentative="1">
+      <w:start w:val="1"/>
+      <w:numFmt w:val="lowerRoman"/>
+      <w:lvlText w:val="%6."/>
+      <w:lvlJc w:val="right"/>
+      <w:pPr>
+        <w:ind w:left="4320" w:hanging="180"/>
+      </w:pPr>
+    </w:lvl>
+    <w:lvl w:ilvl="6" w:tplc="0419000F" w:tentative="1">
+      <w:start w:val="1"/>
+      <w:numFmt w:val="decimal"/>
+      <w:lvlText w:val="%7."/>
+      <w:lvlJc w:val="left"/>
+      <w:pPr>
+        <w:ind w:left="5040" w:hanging="360"/>
+      </w:pPr>
+    </w:lvl>
+    <w:lvl w:ilvl="7" w:tplc="04190019" w:tentative="1">
+      <w:start w:val="1"/>
+      <w:numFmt w:val="lowerLetter"/>
+      <w:lvlText w:val="%8."/>
+      <w:lvlJc w:val="left"/>
+      <w:pPr>
+        <w:ind w:left="5760" w:hanging="360"/>
+      </w:pPr>
+    </w:lvl>
+    <w:lvl w:ilvl="8" w:tplc="0419001B" w:tentative="1">
+      <w:start w:val="1"/>
+      <w:numFmt w:val="lowerRoman"/>
+      <w:lvlText w:val="%9."/>
+      <w:lvlJc w:val="right"/>
+      <w:pPr>
+        <w:ind w:left="6480" w:hanging="180"/>
+      </w:pPr>
+    </w:lvl>
+  </w:abstractNum>
+  <w:abstractNum w:abstractNumId="2" w15:restartNumberingAfterBreak="0">
+    <w:nsid w:val="2F7F4612"/>
+    <w:multiLevelType w:val="multilevel"/>
+    <w:tmpl w:val="A6DCE6E6"/>
+    <w:lvl w:ilvl="0">
+      <w:start w:val="1"/>
+      <w:numFmt w:val="decimal"/>
+      <w:lvlText w:val="%1."/>
+      <w:lvlJc w:val="left"/>
+      <w:pPr>
+        <w:tabs>
+          <w:tab w:val="num" w:pos="720"/>
+        </w:tabs>
+        <w:ind w:left="720" w:hanging="360"/>
+      </w:pPr>
+    </w:lvl>
+    <w:lvl w:ilvl="1" w:tentative="1">
+      <w:start w:val="1"/>
+      <w:numFmt w:val="decimal"/>
+      <w:lvlText w:val="%2."/>
+      <w:lvlJc w:val="left"/>
+      <w:pPr>
+        <w:tabs>
+          <w:tab w:val="num" w:pos="1440"/>
+        </w:tabs>
+        <w:ind w:left="1440" w:hanging="360"/>
+      </w:pPr>
+    </w:lvl>
+    <w:lvl w:ilvl="2" w:tentative="1">
+      <w:start w:val="1"/>
+      <w:numFmt w:val="decimal"/>
+      <w:lvlText w:val="%3."/>
+      <w:lvlJc w:val="left"/>
+      <w:pPr>
+        <w:tabs>
+          <w:tab w:val="num" w:pos="2160"/>
+        </w:tabs>
+        <w:ind w:left="2160" w:hanging="360"/>
+      </w:pPr>
+    </w:lvl>
+    <w:lvl w:ilvl="3" w:tentative="1">
+      <w:start w:val="1"/>
+      <w:numFmt w:val="decimal"/>
+      <w:lvlText w:val="%4."/>
+      <w:lvlJc w:val="left"/>
+      <w:pPr>
+        <w:tabs>
+          <w:tab w:val="num" w:pos="2880"/>
+        </w:tabs>
+        <w:ind w:left="2880" w:hanging="360"/>
+      </w:pPr>
+    </w:lvl>
+    <w:lvl w:ilvl="4" w:tentative="1">
+      <w:start w:val="1"/>
+      <w:numFmt w:val="decimal"/>
+      <w:lvlText w:val="%5."/>
+      <w:lvlJc w:val="left"/>
+      <w:pPr>
+        <w:tabs>
+          <w:tab w:val="num" w:pos="3600"/>
+        </w:tabs>
+        <w:ind w:left="3600" w:hanging="360"/>
+      </w:pPr>
+    </w:lvl>
+    <w:lvl w:ilvl="5" w:tentative="1">
+      <w:start w:val="1"/>
+      <w:numFmt w:val="decimal"/>
+      <w:lvlText w:val="%6."/>
+      <w:lvlJc w:val="left"/>
+      <w:pPr>
+        <w:tabs>
+          <w:tab w:val="num" w:pos="4320"/>
+        </w:tabs>
+        <w:ind w:left="4320" w:hanging="360"/>
+      </w:pPr>
+    </w:lvl>
+    <w:lvl w:ilvl="6" w:tentative="1">
+      <w:start w:val="1"/>
+      <w:numFmt w:val="decimal"/>
+      <w:lvlText w:val="%7."/>
+      <w:lvlJc w:val="left"/>
+      <w:pPr>
+        <w:tabs>
+          <w:tab w:val="num" w:pos="5040"/>
+        </w:tabs>
+        <w:ind w:left="5040" w:hanging="360"/>
+      </w:pPr>
+    </w:lvl>
+    <w:lvl w:ilvl="7" w:tentative="1">
+      <w:start w:val="1"/>
+      <w:numFmt w:val="decimal"/>
+      <w:lvlText w:val="%8."/>
+      <w:lvlJc w:val="left"/>
+      <w:pPr>
+        <w:tabs>
+          <w:tab w:val="num" w:pos="5760"/>
+        </w:tabs>
+        <w:ind w:left="5760" w:hanging="360"/>
+      </w:pPr>
+    </w:lvl>
+    <w:lvl w:ilvl="8" w:tentative="1">
+      <w:start w:val="1"/>
+      <w:numFmt w:val="decimal"/>
+      <w:lvlText w:val="%9."/>
+      <w:lvlJc w:val="left"/>
+      <w:pPr>
+        <w:tabs>
+          <w:tab w:val="num" w:pos="6480"/>
+        </w:tabs>
+        <w:ind w:left="6480" w:hanging="360"/>
+      </w:pPr>
+    </w:lvl>
+  </w:abstractNum>
+  <w:abstractNum w:abstractNumId="3" w15:restartNumberingAfterBreak="0">
+    <w:nsid w:val="31AA1446"/>
+    <w:multiLevelType w:val="multilevel"/>
+    <w:tmpl w:val="E3BAEDE2"/>
+    <w:lvl w:ilvl="0">
+      <w:start w:val="1"/>
+      <w:numFmt w:val="decimal"/>
+      <w:lvlText w:val="%1."/>
+      <w:lvlJc w:val="left"/>
+      <w:pPr>
+        <w:tabs>
+          <w:tab w:val="num" w:pos="720"/>
+        </w:tabs>
+        <w:ind w:left="720" w:hanging="360"/>
+      </w:pPr>
+    </w:lvl>
+    <w:lvl w:ilvl="1" w:tentative="1">
+      <w:start w:val="1"/>
+      <w:numFmt w:val="decimal"/>
+      <w:lvlText w:val="%2."/>
+      <w:lvlJc w:val="left"/>
+      <w:pPr>
+        <w:tabs>
+          <w:tab w:val="num" w:pos="1440"/>
+        </w:tabs>
+        <w:ind w:left="1440" w:hanging="360"/>
+      </w:pPr>
+    </w:lvl>
+    <w:lvl w:ilvl="2" w:tentative="1">
+      <w:start w:val="1"/>
+      <w:numFmt w:val="decimal"/>
+      <w:lvlText w:val="%3."/>
+      <w:lvlJc w:val="left"/>
+      <w:pPr>
+        <w:tabs>
+          <w:tab w:val="num" w:pos="2160"/>
+        </w:tabs>
+        <w:ind w:left="2160" w:hanging="360"/>
+      </w:pPr>
+    </w:lvl>
+    <w:lvl w:ilvl="3" w:tentative="1">
+      <w:start w:val="1"/>
+      <w:numFmt w:val="decimal"/>
+      <w:lvlText w:val="%4."/>
+      <w:lvlJc w:val="left"/>
+      <w:pPr>
+        <w:tabs>
+          <w:tab w:val="num" w:pos="2880"/>
+        </w:tabs>
+        <w:ind w:left="2880" w:hanging="360"/>
+      </w:pPr>
+    </w:lvl>
+    <w:lvl w:ilvl="4" w:tentative="1">
+      <w:start w:val="1"/>
+      <w:numFmt w:val="decimal"/>
+      <w:lvlText w:val="%5."/>
+      <w:lvlJc w:val="left"/>
+      <w:pPr>
+        <w:tabs>
+          <w:tab w:val="num" w:pos="3600"/>
+        </w:tabs>
+        <w:ind w:left="3600" w:hanging="360"/>
+      </w:pPr>
+    </w:lvl>
+    <w:lvl w:ilvl="5" w:tentative="1">
+      <w:start w:val="1"/>
+      <w:numFmt w:val="decimal"/>
+      <w:lvlText w:val="%6."/>
+      <w:lvlJc w:val="left"/>
+      <w:pPr>
+        <w:tabs>
+          <w:tab w:val="num" w:pos="4320"/>
+        </w:tabs>
+        <w:ind w:left="4320" w:hanging="360"/>
+      </w:pPr>
+    </w:lvl>
+    <w:lvl w:ilvl="6" w:tentative="1">
+      <w:start w:val="1"/>
+      <w:numFmt w:val="decimal"/>
+      <w:lvlText w:val="%7."/>
+      <w:lvlJc w:val="left"/>
+      <w:pPr>
+        <w:tabs>
+          <w:tab w:val="num" w:pos="5040"/>
+        </w:tabs>
+        <w:ind w:left="5040" w:hanging="360"/>
+      </w:pPr>
+    </w:lvl>
+    <w:lvl w:ilvl="7" w:tentative="1">
+      <w:start w:val="1"/>
+      <w:numFmt w:val="decimal"/>
+      <w:lvlText w:val="%8."/>
+      <w:lvlJc w:val="left"/>
+      <w:pPr>
+        <w:tabs>
+          <w:tab w:val="num" w:pos="5760"/>
+        </w:tabs>
+        <w:ind w:left="5760" w:hanging="360"/>
+      </w:pPr>
+    </w:lvl>
+    <w:lvl w:ilvl="8" w:tentative="1">
+      <w:start w:val="1"/>
+      <w:numFmt w:val="decimal"/>
+      <w:lvlText w:val="%9."/>
+      <w:lvlJc w:val="left"/>
+      <w:pPr>
+        <w:tabs>
+          <w:tab w:val="num" w:pos="6480"/>
+        </w:tabs>
+        <w:ind w:left="6480" w:hanging="360"/>
+      </w:pPr>
+    </w:lvl>
+  </w:abstractNum>
+  <w:abstractNum w:abstractNumId="4" w15:restartNumberingAfterBreak="0">
+    <w:nsid w:val="557B2957"/>
+    <w:multiLevelType w:val="hybridMultilevel"/>
+    <w:tmpl w:val="51383CA2"/>
+    <w:lvl w:ilvl="0" w:tplc="0419000F">
+      <w:start w:val="1"/>
+      <w:numFmt w:val="decimal"/>
+      <w:lvlText w:val="%1."/>
+      <w:lvlJc w:val="left"/>
+      <w:pPr>
+        <w:ind w:left="720" w:hanging="360"/>
+      </w:pPr>
+    </w:lvl>
+    <w:lvl w:ilvl="1" w:tplc="04190019" w:tentative="1">
+      <w:start w:val="1"/>
+      <w:numFmt w:val="lowerLetter"/>
+      <w:lvlText w:val="%2."/>
+      <w:lvlJc w:val="left"/>
+      <w:pPr>
+        <w:ind w:left="1440" w:hanging="360"/>
+      </w:pPr>
+    </w:lvl>
+    <w:lvl w:ilvl="2" w:tplc="0419001B" w:tentative="1">
+      <w:start w:val="1"/>
+      <w:numFmt w:val="lowerRoman"/>
+      <w:lvlText w:val="%3."/>
+      <w:lvlJc w:val="right"/>
+      <w:pPr>
+        <w:ind w:left="2160" w:hanging="180"/>
+      </w:pPr>
+    </w:lvl>
+    <w:lvl w:ilvl="3" w:tplc="0419000F" w:tentative="1">
+      <w:start w:val="1"/>
+      <w:numFmt w:val="decimal"/>
+      <w:lvlText w:val="%4."/>
+      <w:lvlJc w:val="left"/>
+      <w:pPr>
+        <w:ind w:left="2880" w:hanging="360"/>
+      </w:pPr>
+    </w:lvl>
+    <w:lvl w:ilvl="4" w:tplc="04190019" w:tentative="1">
+      <w:start w:val="1"/>
+      <w:numFmt w:val="lowerLetter"/>
+      <w:lvlText w:val="%5."/>
+      <w:lvlJc w:val="left"/>
+      <w:pPr>
+        <w:ind w:left="3600" w:hanging="360"/>
+      </w:pPr>
+    </w:lvl>
+    <w:lvl w:ilvl="5" w:tplc="0419001B" w:tentative="1">
+      <w:start w:val="1"/>
+      <w:numFmt w:val="lowerRoman"/>
+      <w:lvlText w:val="%6."/>
+      <w:lvlJc w:val="right"/>
+      <w:pPr>
+        <w:ind w:left="4320" w:hanging="180"/>
+      </w:pPr>
+    </w:lvl>
+    <w:lvl w:ilvl="6" w:tplc="0419000F" w:tentative="1">
+      <w:start w:val="1"/>
+      <w:numFmt w:val="decimal"/>
+      <w:lvlText w:val="%7."/>
+      <w:lvlJc w:val="left"/>
+      <w:pPr>
+        <w:ind w:left="5040" w:hanging="360"/>
+      </w:pPr>
+    </w:lvl>
+    <w:lvl w:ilvl="7" w:tplc="04190019" w:tentative="1">
+      <w:start w:val="1"/>
+      <w:numFmt w:val="lowerLetter"/>
+      <w:lvlText w:val="%8."/>
+      <w:lvlJc w:val="left"/>
+      <w:pPr>
+        <w:ind w:left="5760" w:hanging="360"/>
+      </w:pPr>
+    </w:lvl>
+    <w:lvl w:ilvl="8" w:tplc="0419001B" w:tentative="1">
+      <w:start w:val="1"/>
+      <w:numFmt w:val="lowerRoman"/>
+      <w:lvlText w:val="%9."/>
+      <w:lvlJc w:val="right"/>
+      <w:pPr>
+        <w:ind w:left="6480" w:hanging="180"/>
+      </w:pPr>
+    </w:lvl>
+  </w:abstractNum>
+  <w:abstractNum w:abstractNumId="5" w15:restartNumberingAfterBreak="0">
+    <w:nsid w:val="6D773AA2"/>
+    <w:multiLevelType w:val="multilevel"/>
+    <w:tmpl w:val="1D1C2624"/>
+    <w:lvl w:ilvl="0">
+      <w:start w:val="1"/>
+      <w:numFmt w:val="decimal"/>
+      <w:lvlText w:val="%1."/>
+      <w:lvlJc w:val="left"/>
+      <w:pPr>
+        <w:tabs>
+          <w:tab w:val="num" w:pos="720"/>
+        </w:tabs>
+        <w:ind w:left="720" w:hanging="360"/>
+      </w:pPr>
+    </w:lvl>
+    <w:lvl w:ilvl="1" w:tentative="1">
+      <w:start w:val="1"/>
+      <w:numFmt w:val="decimal"/>
+      <w:lvlText w:val="%2."/>
+      <w:lvlJc w:val="left"/>
+      <w:pPr>
+        <w:tabs>
+          <w:tab w:val="num" w:pos="1440"/>
+        </w:tabs>
+        <w:ind w:left="1440" w:hanging="360"/>
+      </w:pPr>
+    </w:lvl>
+    <w:lvl w:ilvl="2" w:tentative="1">
+      <w:start w:val="1"/>
+      <w:numFmt w:val="decimal"/>
+      <w:lvlText w:val="%3."/>
+      <w:lvlJc w:val="left"/>
+      <w:pPr>
+        <w:tabs>
+          <w:tab w:val="num" w:pos="2160"/>
+        </w:tabs>
+        <w:ind w:left="2160" w:hanging="360"/>
+      </w:pPr>
+    </w:lvl>
+    <w:lvl w:ilvl="3" w:tentative="1">
+      <w:start w:val="1"/>
+      <w:numFmt w:val="decimal"/>
+      <w:lvlText w:val="%4."/>
+      <w:lvlJc w:val="left"/>
+      <w:pPr>
+        <w:tabs>
+          <w:tab w:val="num" w:pos="2880"/>
+        </w:tabs>
+        <w:ind w:left="2880" w:hanging="360"/>
+      </w:pPr>
+    </w:lvl>
+    <w:lvl w:ilvl="4" w:tentative="1">
+      <w:start w:val="1"/>
+      <w:numFmt w:val="decimal"/>
+      <w:lvlText w:val="%5."/>
+      <w:lvlJc w:val="left"/>
+      <w:pPr>
+        <w:tabs>
+          <w:tab w:val="num" w:pos="3600"/>
+        </w:tabs>
+        <w:ind w:left="3600" w:hanging="360"/>
+      </w:pPr>
+    </w:lvl>
+    <w:lvl w:ilvl="5" w:tentative="1">
+      <w:start w:val="1"/>
+      <w:numFmt w:val="decimal"/>
+      <w:lvlText w:val="%6."/>
+      <w:lvlJc w:val="left"/>
+      <w:pPr>
+        <w:tabs>
+          <w:tab w:val="num" w:pos="4320"/>
+        </w:tabs>
+        <w:ind w:left="4320" w:hanging="360"/>
+      </w:pPr>
+    </w:lvl>
+    <w:lvl w:ilvl="6" w:tentative="1">
+      <w:start w:val="1"/>
+      <w:numFmt w:val="decimal"/>
+      <w:lvlText w:val="%7."/>
+      <w:lvlJc w:val="left"/>
+      <w:pPr>
+        <w:tabs>
+          <w:tab w:val="num" w:pos="5040"/>
+        </w:tabs>
+        <w:ind w:left="5040" w:hanging="360"/>
+      </w:pPr>
+    </w:lvl>
+    <w:lvl w:ilvl="7" w:tentative="1">
+      <w:start w:val="1"/>
+      <w:numFmt w:val="decimal"/>
+      <w:lvlText w:val="%8."/>
+      <w:lvlJc w:val="left"/>
+      <w:pPr>
+        <w:tabs>
+          <w:tab w:val="num" w:pos="5760"/>
+        </w:tabs>
+        <w:ind w:left="5760" w:hanging="360"/>
+      </w:pPr>
+    </w:lvl>
+    <w:lvl w:ilvl="8" w:tentative="1">
+      <w:start w:val="1"/>
+      <w:numFmt w:val="decimal"/>
+      <w:lvlText w:val="%9."/>
+      <w:lvlJc w:val="left"/>
+      <w:pPr>
+        <w:tabs>
+          <w:tab w:val="num" w:pos="6480"/>
+        </w:tabs>
+        <w:ind w:left="6480" w:hanging="360"/>
+      </w:pPr>
+    </w:lvl>
+  </w:abstractNum>
+  <w:abstractNum w:abstractNumId="6" w15:restartNumberingAfterBreak="0">
     <w:nsid w:val="77DF6CC9"/>
     <w:multiLevelType w:val="hybridMultilevel"/>
     <w:tmpl w:val="6DB64F60"/>
@@ -645,14 +3702,179 @@
       </w:pPr>
     </w:lvl>
   </w:abstractNum>
-  <w:num w:numId="1">
+  <w:num w:numId="1" w16cid:durableId="1451318778">
+    <w:abstractNumId w:val="6"/>
+  </w:num>
+  <w:num w:numId="2" w16cid:durableId="1530685147">
+    <w:abstractNumId w:val="1"/>
+  </w:num>
+  <w:num w:numId="3" w16cid:durableId="1750037193">
+    <w:abstractNumId w:val="4"/>
+  </w:num>
+  <w:num w:numId="4" w16cid:durableId="1498493237">
+    <w:abstractNumId w:val="5"/>
+  </w:num>
+  <w:num w:numId="5" w16cid:durableId="1072388554">
     <w:abstractNumId w:val="0"/>
+    <w:lvlOverride w:ilvl="0">
+      <w:lvl w:ilvl="0">
+        <w:numFmt w:val="decimal"/>
+        <w:lvlText w:val="%1."/>
+        <w:lvlJc w:val="left"/>
+      </w:lvl>
+    </w:lvlOverride>
+  </w:num>
+  <w:num w:numId="6" w16cid:durableId="517816222">
+    <w:abstractNumId w:val="0"/>
+    <w:lvlOverride w:ilvl="0">
+      <w:lvl w:ilvl="0">
+        <w:numFmt w:val="decimal"/>
+        <w:lvlText w:val="%1."/>
+        <w:lvlJc w:val="left"/>
+      </w:lvl>
+    </w:lvlOverride>
+  </w:num>
+  <w:num w:numId="7" w16cid:durableId="1684355996">
+    <w:abstractNumId w:val="0"/>
+    <w:lvlOverride w:ilvl="0">
+      <w:lvl w:ilvl="0">
+        <w:numFmt w:val="decimal"/>
+        <w:lvlText w:val="%1."/>
+        <w:lvlJc w:val="left"/>
+      </w:lvl>
+    </w:lvlOverride>
+  </w:num>
+  <w:num w:numId="8" w16cid:durableId="1706367501">
+    <w:abstractNumId w:val="0"/>
+    <w:lvlOverride w:ilvl="0">
+      <w:lvl w:ilvl="0">
+        <w:numFmt w:val="decimal"/>
+        <w:lvlText w:val="%1."/>
+        <w:lvlJc w:val="left"/>
+      </w:lvl>
+    </w:lvlOverride>
+  </w:num>
+  <w:num w:numId="9" w16cid:durableId="958491463">
+    <w:abstractNumId w:val="0"/>
+    <w:lvlOverride w:ilvl="0">
+      <w:lvl w:ilvl="0">
+        <w:numFmt w:val="decimal"/>
+        <w:lvlText w:val="%1."/>
+        <w:lvlJc w:val="left"/>
+      </w:lvl>
+    </w:lvlOverride>
+  </w:num>
+  <w:num w:numId="10" w16cid:durableId="1815486976">
+    <w:abstractNumId w:val="0"/>
+    <w:lvlOverride w:ilvl="0">
+      <w:lvl w:ilvl="0">
+        <w:numFmt w:val="decimal"/>
+        <w:lvlText w:val="%1."/>
+        <w:lvlJc w:val="left"/>
+      </w:lvl>
+    </w:lvlOverride>
+  </w:num>
+  <w:num w:numId="11" w16cid:durableId="1655136108">
+    <w:abstractNumId w:val="0"/>
+    <w:lvlOverride w:ilvl="0">
+      <w:lvl w:ilvl="0">
+        <w:numFmt w:val="decimal"/>
+        <w:lvlText w:val="%1."/>
+        <w:lvlJc w:val="left"/>
+      </w:lvl>
+    </w:lvlOverride>
+  </w:num>
+  <w:num w:numId="12" w16cid:durableId="1325208531">
+    <w:abstractNumId w:val="0"/>
+    <w:lvlOverride w:ilvl="0">
+      <w:lvl w:ilvl="0">
+        <w:numFmt w:val="decimal"/>
+        <w:lvlText w:val="%1."/>
+        <w:lvlJc w:val="left"/>
+      </w:lvl>
+    </w:lvlOverride>
+  </w:num>
+  <w:num w:numId="13" w16cid:durableId="549651713">
+    <w:abstractNumId w:val="0"/>
+    <w:lvlOverride w:ilvl="0">
+      <w:lvl w:ilvl="0">
+        <w:numFmt w:val="decimal"/>
+        <w:lvlText w:val="%1."/>
+        <w:lvlJc w:val="left"/>
+      </w:lvl>
+    </w:lvlOverride>
+  </w:num>
+  <w:num w:numId="14" w16cid:durableId="593326090">
+    <w:abstractNumId w:val="0"/>
+    <w:lvlOverride w:ilvl="0">
+      <w:lvl w:ilvl="0">
+        <w:numFmt w:val="decimal"/>
+        <w:lvlText w:val="%1."/>
+        <w:lvlJc w:val="left"/>
+      </w:lvl>
+    </w:lvlOverride>
+  </w:num>
+  <w:num w:numId="15" w16cid:durableId="937447087">
+    <w:abstractNumId w:val="0"/>
+    <w:lvlOverride w:ilvl="0">
+      <w:lvl w:ilvl="0">
+        <w:numFmt w:val="decimal"/>
+        <w:lvlText w:val="%1."/>
+        <w:lvlJc w:val="left"/>
+      </w:lvl>
+    </w:lvlOverride>
+  </w:num>
+  <w:num w:numId="16" w16cid:durableId="245654496">
+    <w:abstractNumId w:val="0"/>
+    <w:lvlOverride w:ilvl="0">
+      <w:lvl w:ilvl="0">
+        <w:numFmt w:val="decimal"/>
+        <w:lvlText w:val="%1."/>
+        <w:lvlJc w:val="left"/>
+      </w:lvl>
+    </w:lvlOverride>
+  </w:num>
+  <w:num w:numId="17" w16cid:durableId="1140151218">
+    <w:abstractNumId w:val="0"/>
+    <w:lvlOverride w:ilvl="0">
+      <w:lvl w:ilvl="0">
+        <w:numFmt w:val="decimal"/>
+        <w:lvlText w:val="%1."/>
+        <w:lvlJc w:val="left"/>
+      </w:lvl>
+    </w:lvlOverride>
+  </w:num>
+  <w:num w:numId="18" w16cid:durableId="1496216812">
+    <w:abstractNumId w:val="0"/>
+    <w:lvlOverride w:ilvl="0">
+      <w:lvl w:ilvl="0">
+        <w:numFmt w:val="decimal"/>
+        <w:lvlText w:val="%1."/>
+        <w:lvlJc w:val="left"/>
+      </w:lvl>
+    </w:lvlOverride>
+  </w:num>
+  <w:num w:numId="19" w16cid:durableId="25916206">
+    <w:abstractNumId w:val="0"/>
+    <w:lvlOverride w:ilvl="0">
+      <w:lvl w:ilvl="0">
+        <w:numFmt w:val="decimal"/>
+        <w:lvlText w:val="%1."/>
+        <w:lvlJc w:val="left"/>
+      </w:lvl>
+    </w:lvlOverride>
+  </w:num>
+  <w:num w:numId="20" w16cid:durableId="1680738008">
+    <w:abstractNumId w:val="2"/>
+  </w:num>
+  <w:num w:numId="21" w16cid:durableId="1474836554">
+    <w:abstractNumId w:val="3"/>
   </w:num>
 </w:numbering>
 </file>
 
 <file path=word/styles.xml><?xml version="1.0" encoding="utf-8"?>
-<w:styles xmlns:mc="http://schemas.openxmlformats.org/markup-compatibility/2006" xmlns:r="http://schemas.openxmlformats.org/officeDocument/2006/relationships" xmlns:w="http://schemas.openxmlformats.org/wordprocessingml/2006/main" xmlns:w14="http://schemas.microsoft.com/office/word/2010/wordml" xmlns:w15="http://schemas.microsoft.com/office/word/2012/wordml" xmlns:w16cid="http://schemas.microsoft.com/office/word/2016/wordml/cid" xmlns:w16se="http://schemas.microsoft.com/office/word/2015/wordml/symex" mc:Ignorable="w14 w15 w16se w16cid">
+<w:styles xmlns:mc="http://schemas.openxmlformats.org/markup-compatibility/2006" xmlns:r="http://schemas.openxmlformats.org/officeDocument/2006/relationships" xmlns:w="http://schemas.openxmlformats.org/wordprocessingml/2006/main" xmlns:w14="http://schemas.microsoft.com/office/word/2010/wordml" xmlns:w15="http://schemas.microsoft.com/office/word/2012/wordml" xmlns:w16cex="http://schemas.microsoft.com/office/word/2018/wordml/cex" xmlns:w16cid="http://schemas.microsoft.com/office/word/2016/wordml/cid" xmlns:w16="http://schemas.microsoft.com/office/word/2018/wordml" xmlns:w16du="http://schemas.microsoft.com/office/word/2023/wordml/word16du" xmlns:w16sdtdh="http://schemas.microsoft.com/office/word/2020/wordml/sdtdatahash" xmlns:w16sdtfl="http://schemas.microsoft.com/office/word/2024/wordml/sdtformatlock" xmlns:w16se="http://schemas.microsoft.com/office/word/2015/wordml/symex" mc:Ignorable="w14 w15 w16se w16cid w16 w16cex w16sdtdh w16sdtfl w16du">
   <w:docDefaults>
     <w:rPrDefault>
       <w:rPr>
@@ -668,7 +3890,7 @@
       </w:pPr>
     </w:pPrDefault>
   </w:docDefaults>
-  <w:latentStyles w:defLockedState="0" w:defUIPriority="99" w:defSemiHidden="0" w:defUnhideWhenUsed="0" w:defQFormat="0" w:count="375">
+  <w:latentStyles w:defLockedState="0" w:defUIPriority="99" w:defSemiHidden="0" w:defUnhideWhenUsed="0" w:defQFormat="0" w:count="376">
     <w:lsdException w:name="Normal" w:uiPriority="0" w:qFormat="1"/>
     <w:lsdException w:name="heading 1" w:uiPriority="9" w:qFormat="1"/>
     <w:lsdException w:name="heading 2" w:semiHidden="1" w:uiPriority="9" w:unhideWhenUsed="1" w:qFormat="1"/>
@@ -1044,6 +4266,7 @@
     <w:lsdException w:name="Smart Hyperlink" w:semiHidden="1" w:unhideWhenUsed="1"/>
     <w:lsdException w:name="Hashtag" w:semiHidden="1" w:unhideWhenUsed="1"/>
     <w:lsdException w:name="Unresolved Mention" w:semiHidden="1" w:unhideWhenUsed="1"/>
+    <w:lsdException w:name="Smart Link" w:semiHidden="1" w:unhideWhenUsed="1"/>
   </w:latentStyles>
   <w:style w:type="paragraph" w:default="1" w:styleId="a">
     <w:name w:val="Normal"/>
@@ -1052,7 +4275,6 @@
   <w:style w:type="character" w:default="1" w:styleId="a0">
     <w:name w:val="Default Paragraph Font"/>
     <w:uiPriority w:val="1"/>
-    <w:semiHidden/>
     <w:unhideWhenUsed/>
   </w:style>
   <w:style w:type="table" w:default="1" w:styleId="a1">
@@ -1383,4 +4605,16 @@
     </a:ext>
   </a:extLst>
 </a:theme>
+</file>
+
+<file path=customXml/item1.xml><?xml version="1.0" encoding="utf-8"?>
+<b:Sources xmlns:b="http://schemas.openxmlformats.org/officeDocument/2006/bibliography" xmlns="http://schemas.openxmlformats.org/officeDocument/2006/bibliography" SelectedStyle="\APASixthEditionOfficeOnline.xsl" StyleName="APA" Version="6"/>
+</file>
+
+<file path=customXml/itemProps1.xml><?xml version="1.0" encoding="utf-8"?>
+<ds:datastoreItem xmlns:ds="http://schemas.openxmlformats.org/officeDocument/2006/customXml" ds:itemID="{9EFD381C-AE1A-40DD-8D9D-0960ECC6496D}">
+  <ds:schemaRefs>
+    <ds:schemaRef ds:uri="http://schemas.openxmlformats.org/officeDocument/2006/bibliography"/>
+  </ds:schemaRefs>
+</ds:datastoreItem>
 </file>